--- a/quiz3/ITWS1100-S26-Quiz3-dalele.docx
+++ b/quiz3/ITWS1100-S26-Quiz3-dalele.docx
@@ -166,15 +166,7 @@
         </w:numPr>
       </w:pPr>
       <w:r>
-        <w:t xml:space="preserve">All written answers must be in complete, well-formed paragraphs with proper grammar and punctuation. One-sentence or </w:t>
-      </w:r>
-      <w:proofErr w:type="gramStart"/>
-      <w:r>
-        <w:t>bulleted</w:t>
-      </w:r>
-      <w:proofErr w:type="gramEnd"/>
-      <w:r>
-        <w:t>-list-only responses will receive no credit.</w:t>
+        <w:t>All written answers must be in complete, well-formed paragraphs with proper grammar and punctuation. One-sentence or bulleted-list-only responses will receive no credit.</w:t>
       </w:r>
     </w:p>
     <w:p>
@@ -198,15 +190,7 @@
         </w:numPr>
       </w:pPr>
       <w:r>
-        <w:t xml:space="preserve">Make sure your answers use an alternative font AND </w:t>
-      </w:r>
-      <w:proofErr w:type="gramStart"/>
-      <w:r>
-        <w:t>color — (</w:t>
-      </w:r>
-      <w:proofErr w:type="gramEnd"/>
-      <w:r>
-        <w:t>a legible font, and not Black or Red)</w:t>
+        <w:t>Make sure your answers use an alternative font AND color — (a legible font, and not Black or Red)</w:t>
       </w:r>
     </w:p>
     <w:p>
@@ -450,15 +434,7 @@
         </w:numPr>
       </w:pPr>
       <w:r>
-        <w:t>How your PHP code connects to MySQL and executes the INSERT (</w:t>
-      </w:r>
-      <w:proofErr w:type="gramStart"/>
-      <w:r>
-        <w:t>include</w:t>
-      </w:r>
-      <w:proofErr w:type="gramEnd"/>
-      <w:r>
-        <w:t xml:space="preserve"> the actual prepared statement pattern you used)</w:t>
+        <w:t>How your PHP code connects to MySQL and executes the INSERT (include the actual prepared statement pattern you used)</w:t>
       </w:r>
     </w:p>
     <w:p>
@@ -470,15 +446,7 @@
         </w:numPr>
       </w:pPr>
       <w:r>
-        <w:t xml:space="preserve">Why </w:t>
-      </w:r>
-      <w:proofErr w:type="gramStart"/>
-      <w:r>
-        <w:t>you used</w:t>
-      </w:r>
-      <w:proofErr w:type="gramEnd"/>
-      <w:r>
-        <w:t xml:space="preserve"> a </w:t>
+        <w:t xml:space="preserve">Why you used a </w:t>
       </w:r>
       <w:r>
         <w:rPr>
@@ -570,7 +538,6 @@
       <w:pPr>
         <w:pStyle w:val="FirstParagraph"/>
       </w:pPr>
-      <w:proofErr w:type="gramStart"/>
       <w:r>
         <w:rPr>
           <w:b/>
@@ -579,11 +546,7 @@
         <w:t>c. (8 points)</w:t>
       </w:r>
       <w:r>
-        <w:t xml:space="preserve"> In</w:t>
-      </w:r>
-      <w:proofErr w:type="gramEnd"/>
-      <w:r>
-        <w:t xml:space="preserve"> Lab 10, you configured your Azure server for production. Answer the following:</w:t>
+        <w:t xml:space="preserve"> In Lab 10, you configured your Azure server for production. Answer the following:</w:t>
       </w:r>
     </w:p>
     <w:p>
@@ -702,54 +665,1428 @@
         <w:lastRenderedPageBreak/>
         <w:t xml:space="preserve">Your homepage redirect uses </w:t>
       </w:r>
-      <w:proofErr w:type="gramStart"/>
       <w:r>
         <w:rPr>
           <w:rStyle w:val="VerbatimChar"/>
         </w:rPr>
-        <w:t>header(</w:t>
-      </w:r>
-      <w:proofErr w:type="gramEnd"/>
+        <w:t xml:space="preserve">header('Location: </w:t>
+      </w:r>
+      <w:proofErr w:type="spellStart"/>
       <w:r>
         <w:rPr>
           <w:rStyle w:val="VerbatimChar"/>
         </w:rPr>
-        <w:t xml:space="preserve">'Location: </w:t>
-      </w:r>
-      <w:proofErr w:type="spellStart"/>
+        <w:t>iit</w:t>
+      </w:r>
+      <w:proofErr w:type="spellEnd"/>
       <w:r>
         <w:rPr>
           <w:rStyle w:val="VerbatimChar"/>
         </w:rPr>
+        <w:t>/index.html')</w:t>
+      </w:r>
+      <w:r>
+        <w:t xml:space="preserve">. What HTTP status code does this send? What would happen if you had ANY HTML output before the </w:t>
+      </w:r>
+      <w:r>
+        <w:rPr>
+          <w:rStyle w:val="VerbatimChar"/>
+        </w:rPr>
+        <w:t>header()</w:t>
+      </w:r>
+      <w:r>
+        <w:t xml:space="preserve"> call in PHP? Why?</w:t>
+      </w:r>
+    </w:p>
+    <w:p>
+      <w:pPr>
+        <w:pStyle w:val="Compact"/>
+      </w:pPr>
+    </w:p>
+    <w:p>
+      <w:pPr>
+        <w:pStyle w:val="Compact"/>
+        <w:rPr>
+          <w:color w:val="47D459" w:themeColor="accent3" w:themeTint="99"/>
+        </w:rPr>
+      </w:pPr>
+    </w:p>
+    <w:p>
+      <w:pPr>
+        <w:pStyle w:val="Compact"/>
+        <w:rPr>
+          <w:color w:val="47D459" w:themeColor="accent3" w:themeTint="99"/>
+        </w:rPr>
+      </w:pPr>
+      <w:r>
+        <w:rPr>
+          <w:color w:val="47D459" w:themeColor="accent3" w:themeTint="99"/>
+        </w:rPr>
+        <w:t>a)</w:t>
+      </w:r>
+    </w:p>
+    <w:p>
+      <w:pPr>
+        <w:pStyle w:val="Compact"/>
+        <w:rPr>
+          <w:color w:val="47D459" w:themeColor="accent3" w:themeTint="99"/>
+        </w:rPr>
+      </w:pPr>
+    </w:p>
+    <w:p>
+      <w:pPr>
+        <w:pStyle w:val="Compact"/>
+        <w:rPr>
+          <w:color w:val="47D459" w:themeColor="accent3" w:themeTint="99"/>
+        </w:rPr>
+      </w:pPr>
+      <w:r>
+        <w:rPr>
+          <w:color w:val="47D459" w:themeColor="accent3" w:themeTint="99"/>
+        </w:rPr>
+        <w:t xml:space="preserve">When the form submits, the browser packages the fields into a POST request body and sends it to </w:t>
+      </w:r>
+      <w:proofErr w:type="spellStart"/>
+      <w:r>
+        <w:rPr>
+          <w:color w:val="47D459" w:themeColor="accent3" w:themeTint="99"/>
+        </w:rPr>
+        <w:t>movies.php</w:t>
+      </w:r>
+      <w:proofErr w:type="spellEnd"/>
+      <w:r>
+        <w:rPr>
+          <w:color w:val="47D459" w:themeColor="accent3" w:themeTint="99"/>
+        </w:rPr>
+        <w:t>. POST keeps the data out of the URL — you don't see it in the address bar the way you would with GET.</w:t>
+      </w:r>
+    </w:p>
+    <w:p>
+      <w:pPr>
+        <w:pStyle w:val="Compact"/>
+        <w:rPr>
+          <w:color w:val="47D459" w:themeColor="accent3" w:themeTint="99"/>
+        </w:rPr>
+      </w:pPr>
+      <w:r>
+        <w:rPr>
+          <w:color w:val="47D459" w:themeColor="accent3" w:themeTint="99"/>
+        </w:rPr>
+        <w:t>Apache sees the .</w:t>
+      </w:r>
+      <w:proofErr w:type="spellStart"/>
+      <w:r>
+        <w:rPr>
+          <w:color w:val="47D459" w:themeColor="accent3" w:themeTint="99"/>
+        </w:rPr>
+        <w:t>php</w:t>
+      </w:r>
+      <w:proofErr w:type="spellEnd"/>
+      <w:r>
+        <w:rPr>
+          <w:color w:val="47D459" w:themeColor="accent3" w:themeTint="99"/>
+        </w:rPr>
+        <w:t xml:space="preserve"> extension and knows not to serve it as a static file. It hands the request to the PHP interpreter, which runs the script top to bottom.</w:t>
+      </w:r>
+    </w:p>
+    <w:p>
+      <w:pPr>
+        <w:pStyle w:val="Compact"/>
+        <w:rPr>
+          <w:color w:val="47D459" w:themeColor="accent3" w:themeTint="99"/>
+        </w:rPr>
+      </w:pPr>
+      <w:r>
+        <w:rPr>
+          <w:color w:val="47D459" w:themeColor="accent3" w:themeTint="99"/>
+        </w:rPr>
+        <w:t>PHP pulls the values from $_POST:</w:t>
+      </w:r>
+    </w:p>
+    <w:p>
+      <w:pPr>
+        <w:pStyle w:val="Compact"/>
+        <w:rPr>
+          <w:color w:val="47D459" w:themeColor="accent3" w:themeTint="99"/>
+        </w:rPr>
+      </w:pPr>
+    </w:p>
+    <w:p>
+      <w:pPr>
+        <w:pStyle w:val="Compact"/>
+        <w:rPr>
+          <w:color w:val="47D459" w:themeColor="accent3" w:themeTint="99"/>
+        </w:rPr>
+      </w:pPr>
+      <w:r>
+        <w:rPr>
+          <w:color w:val="47D459" w:themeColor="accent3" w:themeTint="99"/>
+        </w:rPr>
+        <w:t>    $title = trim($_POST['title']);</w:t>
+      </w:r>
+    </w:p>
+    <w:p>
+      <w:pPr>
+        <w:pStyle w:val="Compact"/>
+        <w:rPr>
+          <w:color w:val="47D459" w:themeColor="accent3" w:themeTint="99"/>
+        </w:rPr>
+      </w:pPr>
+      <w:r>
+        <w:rPr>
+          <w:color w:val="47D459" w:themeColor="accent3" w:themeTint="99"/>
+        </w:rPr>
+        <w:t>    $year  = trim($_POST['year']);</w:t>
+      </w:r>
+    </w:p>
+    <w:p>
+      <w:pPr>
+        <w:pStyle w:val="Compact"/>
+        <w:rPr>
+          <w:color w:val="47D459" w:themeColor="accent3" w:themeTint="99"/>
+        </w:rPr>
+      </w:pPr>
+    </w:p>
+    <w:p>
+      <w:pPr>
+        <w:pStyle w:val="Compact"/>
+        <w:rPr>
+          <w:color w:val="47D459" w:themeColor="accent3" w:themeTint="99"/>
+        </w:rPr>
+      </w:pPr>
+      <w:r>
+        <w:rPr>
+          <w:color w:val="47D459" w:themeColor="accent3" w:themeTint="99"/>
+        </w:rPr>
+        <w:t>$_POST is PHP's built-in array for POST data. trim() strips extra whitespace. Then PHP connects and inserts with a prepared statement:</w:t>
+      </w:r>
+    </w:p>
+    <w:p>
+      <w:pPr>
+        <w:pStyle w:val="Compact"/>
+        <w:rPr>
+          <w:color w:val="47D459" w:themeColor="accent3" w:themeTint="99"/>
+        </w:rPr>
+      </w:pPr>
+    </w:p>
+    <w:p>
+      <w:pPr>
+        <w:pStyle w:val="Compact"/>
+        <w:rPr>
+          <w:color w:val="47D459" w:themeColor="accent3" w:themeTint="99"/>
+        </w:rPr>
+      </w:pPr>
+      <w:r>
+        <w:rPr>
+          <w:color w:val="47D459" w:themeColor="accent3" w:themeTint="99"/>
+        </w:rPr>
+        <w:t>    $</w:t>
+      </w:r>
+      <w:proofErr w:type="spellStart"/>
+      <w:r>
+        <w:rPr>
+          <w:color w:val="47D459" w:themeColor="accent3" w:themeTint="99"/>
+        </w:rPr>
+        <w:t>db</w:t>
+      </w:r>
+      <w:proofErr w:type="spellEnd"/>
+      <w:r>
+        <w:rPr>
+          <w:color w:val="47D459" w:themeColor="accent3" w:themeTint="99"/>
+        </w:rPr>
+        <w:t xml:space="preserve"> = new </w:t>
+      </w:r>
+      <w:proofErr w:type="spellStart"/>
+      <w:r>
+        <w:rPr>
+          <w:color w:val="47D459" w:themeColor="accent3" w:themeTint="99"/>
+        </w:rPr>
+        <w:t>mysqli</w:t>
+      </w:r>
+      <w:proofErr w:type="spellEnd"/>
+      <w:r>
+        <w:rPr>
+          <w:color w:val="47D459" w:themeColor="accent3" w:themeTint="99"/>
+        </w:rPr>
+        <w:t>('localhost', '</w:t>
+      </w:r>
+      <w:proofErr w:type="spellStart"/>
+      <w:r>
+        <w:rPr>
+          <w:color w:val="47D459" w:themeColor="accent3" w:themeTint="99"/>
+        </w:rPr>
+        <w:t>phpmyadmin</w:t>
+      </w:r>
+      <w:proofErr w:type="spellEnd"/>
+      <w:r>
+        <w:rPr>
+          <w:color w:val="47D459" w:themeColor="accent3" w:themeTint="99"/>
+        </w:rPr>
+        <w:t>', 'Oftheway13', '</w:t>
+      </w:r>
+      <w:proofErr w:type="spellStart"/>
+      <w:r>
+        <w:rPr>
+          <w:color w:val="47D459" w:themeColor="accent3" w:themeTint="99"/>
+        </w:rPr>
         <w:t>iit</w:t>
       </w:r>
       <w:proofErr w:type="spellEnd"/>
       <w:r>
         <w:rPr>
-          <w:rStyle w:val="VerbatimChar"/>
-        </w:rPr>
-        <w:t>/index.html')</w:t>
-      </w:r>
-      <w:r>
-        <w:t xml:space="preserve">. What HTTP status code does this send? What would happen if you had ANY HTML output before the </w:t>
-      </w:r>
-      <w:proofErr w:type="gramStart"/>
-      <w:r>
-        <w:rPr>
-          <w:rStyle w:val="VerbatimChar"/>
-        </w:rPr>
-        <w:t>header(</w:t>
-      </w:r>
-      <w:proofErr w:type="gramEnd"/>
-      <w:r>
-        <w:rPr>
-          <w:rStyle w:val="VerbatimChar"/>
-        </w:rPr>
-        <w:t>)</w:t>
-      </w:r>
-      <w:r>
-        <w:t xml:space="preserve"> call in PHP? Why?</w:t>
-      </w:r>
+          <w:color w:val="47D459" w:themeColor="accent3" w:themeTint="99"/>
+        </w:rPr>
+        <w:t>');</w:t>
+      </w:r>
+    </w:p>
+    <w:p>
+      <w:pPr>
+        <w:pStyle w:val="Compact"/>
+        <w:rPr>
+          <w:color w:val="47D459" w:themeColor="accent3" w:themeTint="99"/>
+        </w:rPr>
+      </w:pPr>
+      <w:r>
+        <w:rPr>
+          <w:color w:val="47D459" w:themeColor="accent3" w:themeTint="99"/>
+        </w:rPr>
+        <w:t>    $</w:t>
+      </w:r>
+      <w:proofErr w:type="spellStart"/>
+      <w:r>
+        <w:rPr>
+          <w:color w:val="47D459" w:themeColor="accent3" w:themeTint="99"/>
+        </w:rPr>
+        <w:t>stmt</w:t>
+      </w:r>
+      <w:proofErr w:type="spellEnd"/>
+      <w:r>
+        <w:rPr>
+          <w:color w:val="47D459" w:themeColor="accent3" w:themeTint="99"/>
+        </w:rPr>
+        <w:t xml:space="preserve"> = $</w:t>
+      </w:r>
+      <w:proofErr w:type="spellStart"/>
+      <w:r>
+        <w:rPr>
+          <w:color w:val="47D459" w:themeColor="accent3" w:themeTint="99"/>
+        </w:rPr>
+        <w:t>db</w:t>
+      </w:r>
+      <w:proofErr w:type="spellEnd"/>
+      <w:r>
+        <w:rPr>
+          <w:color w:val="47D459" w:themeColor="accent3" w:themeTint="99"/>
+        </w:rPr>
+        <w:t>-&gt;prepare('INSERT INTO movies (title, year) VALUES (?, ?)');</w:t>
+      </w:r>
+    </w:p>
+    <w:p>
+      <w:pPr>
+        <w:pStyle w:val="Compact"/>
+        <w:rPr>
+          <w:color w:val="47D459" w:themeColor="accent3" w:themeTint="99"/>
+        </w:rPr>
+      </w:pPr>
+      <w:r>
+        <w:rPr>
+          <w:color w:val="47D459" w:themeColor="accent3" w:themeTint="99"/>
+        </w:rPr>
+        <w:t>    $</w:t>
+      </w:r>
+      <w:proofErr w:type="spellStart"/>
+      <w:r>
+        <w:rPr>
+          <w:color w:val="47D459" w:themeColor="accent3" w:themeTint="99"/>
+        </w:rPr>
+        <w:t>stmt</w:t>
+      </w:r>
+      <w:proofErr w:type="spellEnd"/>
+      <w:r>
+        <w:rPr>
+          <w:color w:val="47D459" w:themeColor="accent3" w:themeTint="99"/>
+        </w:rPr>
+        <w:t>-&gt;</w:t>
+      </w:r>
+      <w:proofErr w:type="spellStart"/>
+      <w:r>
+        <w:rPr>
+          <w:color w:val="47D459" w:themeColor="accent3" w:themeTint="99"/>
+        </w:rPr>
+        <w:t>bind_param</w:t>
+      </w:r>
+      <w:proofErr w:type="spellEnd"/>
+      <w:r>
+        <w:rPr>
+          <w:color w:val="47D459" w:themeColor="accent3" w:themeTint="99"/>
+        </w:rPr>
+        <w:t>('ss', $title, $year);</w:t>
+      </w:r>
+    </w:p>
+    <w:p>
+      <w:pPr>
+        <w:pStyle w:val="Compact"/>
+        <w:rPr>
+          <w:color w:val="47D459" w:themeColor="accent3" w:themeTint="99"/>
+        </w:rPr>
+      </w:pPr>
+      <w:r>
+        <w:rPr>
+          <w:color w:val="47D459" w:themeColor="accent3" w:themeTint="99"/>
+        </w:rPr>
+        <w:t>    $</w:t>
+      </w:r>
+      <w:proofErr w:type="spellStart"/>
+      <w:r>
+        <w:rPr>
+          <w:color w:val="47D459" w:themeColor="accent3" w:themeTint="99"/>
+        </w:rPr>
+        <w:t>stmt</w:t>
+      </w:r>
+      <w:proofErr w:type="spellEnd"/>
+      <w:r>
+        <w:rPr>
+          <w:color w:val="47D459" w:themeColor="accent3" w:themeTint="99"/>
+        </w:rPr>
+        <w:t>-&gt;execute();</w:t>
+      </w:r>
+    </w:p>
+    <w:p>
+      <w:pPr>
+        <w:pStyle w:val="Compact"/>
+        <w:rPr>
+          <w:color w:val="47D459" w:themeColor="accent3" w:themeTint="99"/>
+        </w:rPr>
+      </w:pPr>
+    </w:p>
+    <w:p>
+      <w:pPr>
+        <w:pStyle w:val="Compact"/>
+        <w:rPr>
+          <w:color w:val="47D459" w:themeColor="accent3" w:themeTint="99"/>
+        </w:rPr>
+      </w:pPr>
+      <w:r>
+        <w:rPr>
+          <w:color w:val="47D459" w:themeColor="accent3" w:themeTint="99"/>
+        </w:rPr>
+        <w:t xml:space="preserve">prepare() locks in the query structure with ? placeholders before any user input is involved. </w:t>
+      </w:r>
+      <w:proofErr w:type="spellStart"/>
+      <w:r>
+        <w:rPr>
+          <w:color w:val="47D459" w:themeColor="accent3" w:themeTint="99"/>
+        </w:rPr>
+        <w:t>bind_param</w:t>
+      </w:r>
+      <w:proofErr w:type="spellEnd"/>
+      <w:r>
+        <w:rPr>
+          <w:color w:val="47D459" w:themeColor="accent3" w:themeTint="99"/>
+        </w:rPr>
+        <w:t>() fills them in as typed data. By the time the user's input arrives, MySQL already knows the query's shape — it can only treat that input as a value, never as a command.</w:t>
+      </w:r>
+    </w:p>
+    <w:p>
+      <w:pPr>
+        <w:pStyle w:val="Compact"/>
+        <w:rPr>
+          <w:color w:val="47D459" w:themeColor="accent3" w:themeTint="99"/>
+        </w:rPr>
+      </w:pPr>
+      <w:r>
+        <w:rPr>
+          <w:color w:val="47D459" w:themeColor="accent3" w:themeTint="99"/>
+        </w:rPr>
+        <w:t>Without a prepared statement</w:t>
+      </w:r>
+      <w:r>
+        <w:rPr>
+          <w:color w:val="47D459" w:themeColor="accent3" w:themeTint="99"/>
+        </w:rPr>
+        <w:t>,</w:t>
+      </w:r>
+      <w:r>
+        <w:rPr>
+          <w:color w:val="47D459" w:themeColor="accent3" w:themeTint="99"/>
+        </w:rPr>
+        <w:t xml:space="preserve"> you'd concatenate directly:</w:t>
+      </w:r>
+    </w:p>
+    <w:p>
+      <w:pPr>
+        <w:pStyle w:val="Compact"/>
+        <w:rPr>
+          <w:color w:val="47D459" w:themeColor="accent3" w:themeTint="99"/>
+        </w:rPr>
+      </w:pPr>
+    </w:p>
+    <w:p>
+      <w:pPr>
+        <w:pStyle w:val="Compact"/>
+        <w:rPr>
+          <w:color w:val="47D459" w:themeColor="accent3" w:themeTint="99"/>
+        </w:rPr>
+      </w:pPr>
+      <w:r>
+        <w:rPr>
+          <w:color w:val="47D459" w:themeColor="accent3" w:themeTint="99"/>
+        </w:rPr>
+        <w:t>    $query = "INSERT INTO movies (title, year) VALUES ('" . $title . "', '" . $year . "')";</w:t>
+      </w:r>
+    </w:p>
+    <w:p>
+      <w:pPr>
+        <w:pStyle w:val="Compact"/>
+        <w:rPr>
+          <w:color w:val="47D459" w:themeColor="accent3" w:themeTint="99"/>
+        </w:rPr>
+      </w:pPr>
+    </w:p>
+    <w:p>
+      <w:pPr>
+        <w:pStyle w:val="Compact"/>
+        <w:rPr>
+          <w:color w:val="47D459" w:themeColor="accent3" w:themeTint="99"/>
+        </w:rPr>
+      </w:pPr>
+      <w:r>
+        <w:rPr>
+          <w:color w:val="47D459" w:themeColor="accent3" w:themeTint="99"/>
+        </w:rPr>
+        <w:t>Type this as a movie title:</w:t>
+      </w:r>
+    </w:p>
+    <w:p>
+      <w:pPr>
+        <w:pStyle w:val="Compact"/>
+        <w:rPr>
+          <w:color w:val="47D459" w:themeColor="accent3" w:themeTint="99"/>
+        </w:rPr>
+      </w:pPr>
+    </w:p>
+    <w:p>
+      <w:pPr>
+        <w:pStyle w:val="Compact"/>
+        <w:rPr>
+          <w:color w:val="47D459" w:themeColor="accent3" w:themeTint="99"/>
+        </w:rPr>
+      </w:pPr>
+      <w:r>
+        <w:rPr>
+          <w:color w:val="47D459" w:themeColor="accent3" w:themeTint="99"/>
+        </w:rPr>
+        <w:t>    '); DROP TABLE movies; --</w:t>
+      </w:r>
+    </w:p>
+    <w:p>
+      <w:pPr>
+        <w:pStyle w:val="Compact"/>
+        <w:rPr>
+          <w:color w:val="47D459" w:themeColor="accent3" w:themeTint="99"/>
+        </w:rPr>
+      </w:pPr>
+    </w:p>
+    <w:p>
+      <w:pPr>
+        <w:pStyle w:val="Compact"/>
+        <w:rPr>
+          <w:color w:val="47D459" w:themeColor="accent3" w:themeTint="99"/>
+        </w:rPr>
+      </w:pPr>
+      <w:r>
+        <w:rPr>
+          <w:color w:val="47D459" w:themeColor="accent3" w:themeTint="99"/>
+        </w:rPr>
+        <w:t>MySQL reads that as two statements. The first closes, the second drops your table, and -- kills the rest. That's SQL injection. Prepared statements prevent it structurally</w:t>
+      </w:r>
+      <w:r>
+        <w:rPr>
+          <w:color w:val="47D459" w:themeColor="accent3" w:themeTint="99"/>
+        </w:rPr>
+        <w:t>,</w:t>
+      </w:r>
+      <w:r>
+        <w:rPr>
+          <w:color w:val="47D459" w:themeColor="accent3" w:themeTint="99"/>
+        </w:rPr>
+        <w:t xml:space="preserve"> </w:t>
+      </w:r>
+      <w:r>
+        <w:rPr>
+          <w:color w:val="47D459" w:themeColor="accent3" w:themeTint="99"/>
+        </w:rPr>
+        <w:t>so</w:t>
+      </w:r>
+      <w:r>
+        <w:rPr>
+          <w:color w:val="47D459" w:themeColor="accent3" w:themeTint="99"/>
+        </w:rPr>
+        <w:t xml:space="preserve"> there's no way to break out of a value slot once the query is already parsed.</w:t>
+      </w:r>
+    </w:p>
+    <w:p>
+      <w:pPr>
+        <w:pStyle w:val="Compact"/>
+        <w:rPr>
+          <w:color w:val="47D459" w:themeColor="accent3" w:themeTint="99"/>
+        </w:rPr>
+      </w:pPr>
+    </w:p>
+    <w:p>
+      <w:pPr>
+        <w:pStyle w:val="Compact"/>
+        <w:rPr>
+          <w:color w:val="47D459" w:themeColor="accent3" w:themeTint="99"/>
+        </w:rPr>
+      </w:pPr>
+      <w:r>
+        <w:rPr>
+          <w:color w:val="47D459" w:themeColor="accent3" w:themeTint="99"/>
+        </w:rPr>
+        <w:lastRenderedPageBreak/>
+        <w:t>After the insert, PHP runs a SELECT, loops through the results, and echoes the full updated page back. No AJAX — the browser receives the new page in one shot.</w:t>
+      </w:r>
+    </w:p>
+    <w:p>
+      <w:pPr>
+        <w:pStyle w:val="Compact"/>
+        <w:rPr>
+          <w:color w:val="47D459" w:themeColor="accent3" w:themeTint="99"/>
+        </w:rPr>
+      </w:pPr>
+    </w:p>
+    <w:p>
+      <w:pPr>
+        <w:pStyle w:val="Compact"/>
+        <w:rPr>
+          <w:color w:val="47D459" w:themeColor="accent3" w:themeTint="99"/>
+        </w:rPr>
+      </w:pPr>
+      <w:r>
+        <w:rPr>
+          <w:color w:val="47D459" w:themeColor="accent3" w:themeTint="99"/>
+        </w:rPr>
+        <w:t>b)</w:t>
+      </w:r>
+    </w:p>
+    <w:p>
+      <w:pPr>
+        <w:pStyle w:val="Compact"/>
+        <w:rPr>
+          <w:color w:val="47D459" w:themeColor="accent3" w:themeTint="99"/>
+        </w:rPr>
+      </w:pPr>
+    </w:p>
+    <w:p>
+      <w:pPr>
+        <w:pStyle w:val="Compact"/>
+        <w:rPr>
+          <w:color w:val="47D459" w:themeColor="accent3" w:themeTint="99"/>
+        </w:rPr>
+      </w:pPr>
+      <w:r>
+        <w:rPr>
+          <w:color w:val="47D459" w:themeColor="accent3" w:themeTint="99"/>
+        </w:rPr>
+        <w:t>Where the data lives</w:t>
+      </w:r>
+    </w:p>
+    <w:p>
+      <w:pPr>
+        <w:pStyle w:val="Compact"/>
+        <w:rPr>
+          <w:color w:val="47D459" w:themeColor="accent3" w:themeTint="99"/>
+        </w:rPr>
+      </w:pPr>
+      <w:r>
+        <w:rPr>
+          <w:color w:val="47D459" w:themeColor="accent3" w:themeTint="99"/>
+        </w:rPr>
+        <w:t xml:space="preserve">Lab 8 is a flat JSON file on the server — zero infrastructure, just a file JavaScript fetches. Lab 9 is a MySQL database with a full query layer. The database gives you structure, filtering, and write capability, but it comes </w:t>
+      </w:r>
+      <w:r>
+        <w:rPr>
+          <w:color w:val="47D459" w:themeColor="accent3" w:themeTint="99"/>
+        </w:rPr>
+        <w:t xml:space="preserve">with more work with </w:t>
+      </w:r>
+      <w:r>
+        <w:rPr>
+          <w:color w:val="47D459" w:themeColor="accent3" w:themeTint="99"/>
+        </w:rPr>
+        <w:t xml:space="preserve">credentials, connections, </w:t>
+      </w:r>
+      <w:r>
+        <w:rPr>
+          <w:color w:val="47D459" w:themeColor="accent3" w:themeTint="99"/>
+        </w:rPr>
+        <w:t xml:space="preserve">and </w:t>
+      </w:r>
+      <w:r>
+        <w:rPr>
+          <w:color w:val="47D459" w:themeColor="accent3" w:themeTint="99"/>
+        </w:rPr>
+        <w:t>permissions. A JSON file just works. A database can and does fail in ways that take time to debug.</w:t>
+      </w:r>
+    </w:p>
+    <w:p>
+      <w:pPr>
+        <w:pStyle w:val="Compact"/>
+        <w:rPr>
+          <w:color w:val="47D459" w:themeColor="accent3" w:themeTint="99"/>
+        </w:rPr>
+      </w:pPr>
+    </w:p>
+    <w:p>
+      <w:pPr>
+        <w:pStyle w:val="Compact"/>
+        <w:rPr>
+          <w:color w:val="47D459" w:themeColor="accent3" w:themeTint="99"/>
+        </w:rPr>
+      </w:pPr>
+      <w:r>
+        <w:rPr>
+          <w:color w:val="47D459" w:themeColor="accent3" w:themeTint="99"/>
+        </w:rPr>
+        <w:t>When the data loads</w:t>
+      </w:r>
+    </w:p>
+    <w:p>
+      <w:pPr>
+        <w:pStyle w:val="Compact"/>
+        <w:rPr>
+          <w:color w:val="47D459" w:themeColor="accent3" w:themeTint="99"/>
+        </w:rPr>
+      </w:pPr>
+      <w:r>
+        <w:rPr>
+          <w:color w:val="47D459" w:themeColor="accent3" w:themeTint="99"/>
+        </w:rPr>
+        <w:t>Lab 8 is async. The page loads first, then $.</w:t>
+      </w:r>
+      <w:proofErr w:type="spellStart"/>
+      <w:r>
+        <w:rPr>
+          <w:color w:val="47D459" w:themeColor="accent3" w:themeTint="99"/>
+        </w:rPr>
+        <w:t>getJSON</w:t>
+      </w:r>
+      <w:proofErr w:type="spellEnd"/>
+      <w:r>
+        <w:rPr>
+          <w:color w:val="47D459" w:themeColor="accent3" w:themeTint="99"/>
+        </w:rPr>
+        <w:t>() fires and injects the data into the DOM without a reload.</w:t>
+      </w:r>
+    </w:p>
+    <w:p>
+      <w:pPr>
+        <w:pStyle w:val="Compact"/>
+        <w:rPr>
+          <w:color w:val="47D459" w:themeColor="accent3" w:themeTint="99"/>
+        </w:rPr>
+      </w:pPr>
+    </w:p>
+    <w:p>
+      <w:pPr>
+        <w:pStyle w:val="Compact"/>
+        <w:rPr>
+          <w:color w:val="47D459" w:themeColor="accent3" w:themeTint="99"/>
+        </w:rPr>
+      </w:pPr>
+      <w:r>
+        <w:rPr>
+          <w:color w:val="47D459" w:themeColor="accent3" w:themeTint="99"/>
+        </w:rPr>
+        <w:t>Timeline: page loads → JS runs → AJAX request → JSON comes back → DOM updates.</w:t>
+      </w:r>
+    </w:p>
+    <w:p>
+      <w:pPr>
+        <w:pStyle w:val="Compact"/>
+        <w:rPr>
+          <w:color w:val="47D459" w:themeColor="accent3" w:themeTint="99"/>
+        </w:rPr>
+      </w:pPr>
+    </w:p>
+    <w:p>
+      <w:pPr>
+        <w:pStyle w:val="Compact"/>
+        <w:rPr>
+          <w:color w:val="47D459" w:themeColor="accent3" w:themeTint="99"/>
+        </w:rPr>
+      </w:pPr>
+      <w:r>
+        <w:rPr>
+          <w:color w:val="47D459" w:themeColor="accent3" w:themeTint="99"/>
+        </w:rPr>
+        <w:t>Lab 9 is synchronous. PHP runs before any HTML exists and bakes the data into the page before it's sent.</w:t>
+      </w:r>
+    </w:p>
+    <w:p>
+      <w:pPr>
+        <w:pStyle w:val="Compact"/>
+        <w:rPr>
+          <w:color w:val="47D459" w:themeColor="accent3" w:themeTint="99"/>
+        </w:rPr>
+      </w:pPr>
+    </w:p>
+    <w:p>
+      <w:pPr>
+        <w:pStyle w:val="Compact"/>
+        <w:rPr>
+          <w:color w:val="47D459" w:themeColor="accent3" w:themeTint="99"/>
+        </w:rPr>
+      </w:pPr>
+      <w:r>
+        <w:rPr>
+          <w:color w:val="47D459" w:themeColor="accent3" w:themeTint="99"/>
+        </w:rPr>
+        <w:t>Timeline: browser requests page → PHP queries DB → loops through rows → finished HTML sent to browser.</w:t>
+      </w:r>
+    </w:p>
+    <w:p>
+      <w:pPr>
+        <w:pStyle w:val="Compact"/>
+        <w:rPr>
+          <w:color w:val="47D459" w:themeColor="accent3" w:themeTint="99"/>
+        </w:rPr>
+      </w:pPr>
+    </w:p>
+    <w:p>
+      <w:pPr>
+        <w:pStyle w:val="Compact"/>
+        <w:rPr>
+          <w:color w:val="47D459" w:themeColor="accent3" w:themeTint="99"/>
+        </w:rPr>
+      </w:pPr>
+      <w:r>
+        <w:rPr>
+          <w:color w:val="47D459" w:themeColor="accent3" w:themeTint="99"/>
+        </w:rPr>
+        <w:t>Who builds the HTML</w:t>
+      </w:r>
+    </w:p>
+    <w:p>
+      <w:pPr>
+        <w:pStyle w:val="Compact"/>
+        <w:rPr>
+          <w:color w:val="47D459" w:themeColor="accent3" w:themeTint="99"/>
+        </w:rPr>
+      </w:pPr>
+      <w:r>
+        <w:rPr>
+          <w:color w:val="47D459" w:themeColor="accent3" w:themeTint="99"/>
+        </w:rPr>
+        <w:t>Lab 8: the browser builds it from JSON. Lab 9: the server builds it in PHP. The difference matters because client-side rendering exposes the raw data in the network tab. Server-side rendering keeps the logic locked on the server — authentication can happen before any data leaves the database.</w:t>
+      </w:r>
+    </w:p>
+    <w:p>
+      <w:pPr>
+        <w:pStyle w:val="Compact"/>
+        <w:rPr>
+          <w:color w:val="47D459" w:themeColor="accent3" w:themeTint="99"/>
+        </w:rPr>
+      </w:pPr>
+    </w:p>
+    <w:p>
+      <w:pPr>
+        <w:pStyle w:val="Compact"/>
+        <w:rPr>
+          <w:color w:val="47D459" w:themeColor="accent3" w:themeTint="99"/>
+        </w:rPr>
+      </w:pPr>
+      <w:r>
+        <w:rPr>
+          <w:color w:val="47D459" w:themeColor="accent3" w:themeTint="99"/>
+        </w:rPr>
+        <w:t>Adding search</w:t>
+      </w:r>
+    </w:p>
+    <w:p>
+      <w:pPr>
+        <w:pStyle w:val="Compact"/>
+        <w:rPr>
+          <w:color w:val="47D459" w:themeColor="accent3" w:themeTint="99"/>
+        </w:rPr>
+      </w:pPr>
+      <w:r>
+        <w:rPr>
+          <w:color w:val="47D459" w:themeColor="accent3" w:themeTint="99"/>
+        </w:rPr>
+        <w:t>Lab 8 search means loading the full file and filtering in JavaScript. Fine for small data, breaks at scale. Lab 9 search is a SQL WHERE clause:</w:t>
+      </w:r>
+    </w:p>
+    <w:p>
+      <w:pPr>
+        <w:pStyle w:val="Compact"/>
+        <w:rPr>
+          <w:color w:val="47D459" w:themeColor="accent3" w:themeTint="99"/>
+        </w:rPr>
+      </w:pPr>
+    </w:p>
+    <w:p>
+      <w:pPr>
+        <w:pStyle w:val="Compact"/>
+        <w:rPr>
+          <w:color w:val="47D459" w:themeColor="accent3" w:themeTint="99"/>
+        </w:rPr>
+      </w:pPr>
+      <w:r>
+        <w:rPr>
+          <w:color w:val="47D459" w:themeColor="accent3" w:themeTint="99"/>
+        </w:rPr>
+        <w:t>    SELECT * FROM movies WHERE title LIKE '%</w:t>
+      </w:r>
+      <w:proofErr w:type="spellStart"/>
+      <w:r>
+        <w:rPr>
+          <w:color w:val="47D459" w:themeColor="accent3" w:themeTint="99"/>
+        </w:rPr>
+        <w:t>searchterm</w:t>
+      </w:r>
+      <w:proofErr w:type="spellEnd"/>
+      <w:r>
+        <w:rPr>
+          <w:color w:val="47D459" w:themeColor="accent3" w:themeTint="99"/>
+        </w:rPr>
+        <w:t>%'</w:t>
+      </w:r>
+    </w:p>
+    <w:p>
+      <w:pPr>
+        <w:pStyle w:val="Compact"/>
+        <w:rPr>
+          <w:color w:val="47D459" w:themeColor="accent3" w:themeTint="99"/>
+        </w:rPr>
+      </w:pPr>
+    </w:p>
+    <w:p>
+      <w:pPr>
+        <w:pStyle w:val="Compact"/>
+        <w:rPr>
+          <w:color w:val="47D459" w:themeColor="accent3" w:themeTint="99"/>
+        </w:rPr>
+      </w:pPr>
+      <w:r>
+        <w:rPr>
+          <w:color w:val="47D459" w:themeColor="accent3" w:themeTint="99"/>
+        </w:rPr>
+        <w:t>The database filters before anything leaves the server. SQL search is easier to scale and doesn't require shipping the full dataset to the browser.</w:t>
+      </w:r>
+    </w:p>
+    <w:p>
+      <w:pPr>
+        <w:pStyle w:val="Compact"/>
+        <w:rPr>
+          <w:color w:val="47D459" w:themeColor="accent3" w:themeTint="99"/>
+        </w:rPr>
+      </w:pPr>
+    </w:p>
+    <w:p>
+      <w:pPr>
+        <w:pStyle w:val="Compact"/>
+        <w:rPr>
+          <w:color w:val="47D459" w:themeColor="accent3" w:themeTint="99"/>
+        </w:rPr>
+      </w:pPr>
+    </w:p>
+    <w:p>
+      <w:pPr>
+        <w:pStyle w:val="Compact"/>
+        <w:rPr>
+          <w:color w:val="47D459" w:themeColor="accent3" w:themeTint="99"/>
+        </w:rPr>
+      </w:pPr>
+    </w:p>
+    <w:p>
+      <w:pPr>
+        <w:pStyle w:val="Compact"/>
+        <w:rPr>
+          <w:color w:val="47D459" w:themeColor="accent3" w:themeTint="99"/>
+        </w:rPr>
+      </w:pPr>
+      <w:r>
+        <w:rPr>
+          <w:color w:val="47D459" w:themeColor="accent3" w:themeTint="99"/>
+        </w:rPr>
+        <w:lastRenderedPageBreak/>
+        <w:t>c)</w:t>
+      </w:r>
+    </w:p>
+    <w:p>
+      <w:pPr>
+        <w:pStyle w:val="Compact"/>
+        <w:rPr>
+          <w:color w:val="47D459" w:themeColor="accent3" w:themeTint="99"/>
+        </w:rPr>
+      </w:pPr>
+      <w:r>
+        <w:rPr>
+          <w:color w:val="47D459" w:themeColor="accent3" w:themeTint="99"/>
+        </w:rPr>
+        <w:t>What .</w:t>
+      </w:r>
+      <w:proofErr w:type="spellStart"/>
+      <w:r>
+        <w:rPr>
+          <w:color w:val="47D459" w:themeColor="accent3" w:themeTint="99"/>
+        </w:rPr>
+        <w:t>htaccess</w:t>
+      </w:r>
+      <w:proofErr w:type="spellEnd"/>
+      <w:r>
+        <w:rPr>
+          <w:color w:val="47D459" w:themeColor="accent3" w:themeTint="99"/>
+        </w:rPr>
+        <w:t xml:space="preserve"> does</w:t>
+      </w:r>
+    </w:p>
+    <w:p>
+      <w:pPr>
+        <w:pStyle w:val="Compact"/>
+        <w:rPr>
+          <w:color w:val="47D459" w:themeColor="accent3" w:themeTint="99"/>
+        </w:rPr>
+      </w:pPr>
+      <w:r>
+        <w:rPr>
+          <w:color w:val="47D459" w:themeColor="accent3" w:themeTint="99"/>
+        </w:rPr>
+        <w:t>.</w:t>
+      </w:r>
+      <w:proofErr w:type="spellStart"/>
+      <w:r>
+        <w:rPr>
+          <w:color w:val="47D459" w:themeColor="accent3" w:themeTint="99"/>
+        </w:rPr>
+        <w:t>htaccess</w:t>
+      </w:r>
+      <w:proofErr w:type="spellEnd"/>
+      <w:r>
+        <w:rPr>
+          <w:color w:val="47D459" w:themeColor="accent3" w:themeTint="99"/>
+        </w:rPr>
+        <w:t xml:space="preserve"> is Apache's per-directory config file. Drop</w:t>
+      </w:r>
+      <w:r>
+        <w:rPr>
+          <w:color w:val="47D459" w:themeColor="accent3" w:themeTint="99"/>
+        </w:rPr>
+        <w:t>ping</w:t>
+      </w:r>
+      <w:r>
+        <w:rPr>
+          <w:color w:val="47D459" w:themeColor="accent3" w:themeTint="99"/>
+        </w:rPr>
+        <w:t xml:space="preserve"> it in a folder</w:t>
+      </w:r>
+      <w:r>
+        <w:rPr>
+          <w:color w:val="47D459" w:themeColor="accent3" w:themeTint="99"/>
+        </w:rPr>
+        <w:t xml:space="preserve"> makes </w:t>
+      </w:r>
+      <w:r>
+        <w:rPr>
+          <w:color w:val="47D459" w:themeColor="accent3" w:themeTint="99"/>
+        </w:rPr>
+        <w:t xml:space="preserve">Apache </w:t>
+      </w:r>
+      <w:r>
+        <w:rPr>
+          <w:color w:val="47D459" w:themeColor="accent3" w:themeTint="99"/>
+        </w:rPr>
+        <w:t>apply</w:t>
+      </w:r>
+      <w:r>
+        <w:rPr>
+          <w:color w:val="47D459" w:themeColor="accent3" w:themeTint="99"/>
+        </w:rPr>
+        <w:t xml:space="preserve"> those rules to every request hitting that directory and everything below it. For it to work, the Apache config needs </w:t>
+      </w:r>
+      <w:proofErr w:type="spellStart"/>
+      <w:r>
+        <w:rPr>
+          <w:color w:val="47D459" w:themeColor="accent3" w:themeTint="99"/>
+        </w:rPr>
+        <w:t>AllowOverride</w:t>
+      </w:r>
+      <w:proofErr w:type="spellEnd"/>
+      <w:r>
+        <w:rPr>
+          <w:color w:val="47D459" w:themeColor="accent3" w:themeTint="99"/>
+        </w:rPr>
+        <w:t xml:space="preserve"> All (or </w:t>
+      </w:r>
+      <w:proofErr w:type="spellStart"/>
+      <w:r>
+        <w:rPr>
+          <w:color w:val="47D459" w:themeColor="accent3" w:themeTint="99"/>
+        </w:rPr>
+        <w:t>AllowOverride</w:t>
+      </w:r>
+      <w:proofErr w:type="spellEnd"/>
+      <w:r>
+        <w:rPr>
+          <w:color w:val="47D459" w:themeColor="accent3" w:themeTint="99"/>
+        </w:rPr>
+        <w:t xml:space="preserve"> </w:t>
+      </w:r>
+      <w:proofErr w:type="spellStart"/>
+      <w:r>
+        <w:rPr>
+          <w:color w:val="47D459" w:themeColor="accent3" w:themeTint="99"/>
+        </w:rPr>
+        <w:t>AuthConfig</w:t>
+      </w:r>
+      <w:proofErr w:type="spellEnd"/>
+      <w:r>
+        <w:rPr>
+          <w:color w:val="47D459" w:themeColor="accent3" w:themeTint="99"/>
+        </w:rPr>
+        <w:t>) set for that directory</w:t>
+      </w:r>
+      <w:r>
+        <w:rPr>
+          <w:color w:val="47D459" w:themeColor="accent3" w:themeTint="99"/>
+        </w:rPr>
+        <w:t>.</w:t>
+      </w:r>
+      <w:r>
+        <w:rPr>
+          <w:color w:val="47D459" w:themeColor="accent3" w:themeTint="99"/>
+        </w:rPr>
+        <w:t xml:space="preserve"> </w:t>
+      </w:r>
+      <w:r>
+        <w:rPr>
+          <w:color w:val="47D459" w:themeColor="accent3" w:themeTint="99"/>
+        </w:rPr>
+        <w:t>W</w:t>
+      </w:r>
+      <w:r>
+        <w:rPr>
+          <w:color w:val="47D459" w:themeColor="accent3" w:themeTint="99"/>
+        </w:rPr>
+        <w:t>ithout it, Apache reads the file and ignores it completely.</w:t>
+      </w:r>
+    </w:p>
+    <w:p>
+      <w:pPr>
+        <w:pStyle w:val="Compact"/>
+        <w:rPr>
+          <w:color w:val="47D459" w:themeColor="accent3" w:themeTint="99"/>
+        </w:rPr>
+      </w:pPr>
+    </w:p>
+    <w:p>
+      <w:pPr>
+        <w:pStyle w:val="Compact"/>
+        <w:rPr>
+          <w:color w:val="47D459" w:themeColor="accent3" w:themeTint="99"/>
+        </w:rPr>
+      </w:pPr>
+      <w:r>
+        <w:rPr>
+          <w:color w:val="47D459" w:themeColor="accent3" w:themeTint="99"/>
+        </w:rPr>
+        <w:t>The .</w:t>
+      </w:r>
+      <w:proofErr w:type="spellStart"/>
+      <w:r>
+        <w:rPr>
+          <w:color w:val="47D459" w:themeColor="accent3" w:themeTint="99"/>
+        </w:rPr>
+        <w:t>htaccess</w:t>
+      </w:r>
+      <w:proofErr w:type="spellEnd"/>
+      <w:r>
+        <w:rPr>
+          <w:color w:val="47D459" w:themeColor="accent3" w:themeTint="99"/>
+        </w:rPr>
+        <w:t xml:space="preserve"> and .</w:t>
+      </w:r>
+      <w:proofErr w:type="spellStart"/>
+      <w:r>
+        <w:rPr>
+          <w:color w:val="47D459" w:themeColor="accent3" w:themeTint="99"/>
+        </w:rPr>
+        <w:t>htpasswd</w:t>
+      </w:r>
+      <w:proofErr w:type="spellEnd"/>
+      <w:r>
+        <w:rPr>
+          <w:color w:val="47D459" w:themeColor="accent3" w:themeTint="99"/>
+        </w:rPr>
+        <w:t xml:space="preserve"> relationship</w:t>
+      </w:r>
+    </w:p>
+    <w:p>
+      <w:pPr>
+        <w:pStyle w:val="Compact"/>
+        <w:rPr>
+          <w:color w:val="47D459" w:themeColor="accent3" w:themeTint="99"/>
+        </w:rPr>
+      </w:pPr>
+      <w:r>
+        <w:rPr>
+          <w:color w:val="47D459" w:themeColor="accent3" w:themeTint="99"/>
+        </w:rPr>
+        <w:t>.</w:t>
+      </w:r>
+      <w:proofErr w:type="spellStart"/>
+      <w:r>
+        <w:rPr>
+          <w:color w:val="47D459" w:themeColor="accent3" w:themeTint="99"/>
+        </w:rPr>
+        <w:t>htaccess</w:t>
+      </w:r>
+      <w:proofErr w:type="spellEnd"/>
+      <w:r>
+        <w:rPr>
+          <w:color w:val="47D459" w:themeColor="accent3" w:themeTint="99"/>
+        </w:rPr>
+        <w:t xml:space="preserve"> is the instruction — it tells Apache authentication is required and points to the password file. .</w:t>
+      </w:r>
+      <w:proofErr w:type="spellStart"/>
+      <w:r>
+        <w:rPr>
+          <w:color w:val="47D459" w:themeColor="accent3" w:themeTint="99"/>
+        </w:rPr>
+        <w:t>htpasswd</w:t>
+      </w:r>
+      <w:proofErr w:type="spellEnd"/>
+      <w:r>
+        <w:rPr>
+          <w:color w:val="47D459" w:themeColor="accent3" w:themeTint="99"/>
+        </w:rPr>
+        <w:t xml:space="preserve"> is the store — hashed username/password pairs. .</w:t>
+      </w:r>
+      <w:proofErr w:type="spellStart"/>
+      <w:r>
+        <w:rPr>
+          <w:color w:val="47D459" w:themeColor="accent3" w:themeTint="99"/>
+        </w:rPr>
+        <w:t>htaccess</w:t>
+      </w:r>
+      <w:proofErr w:type="spellEnd"/>
+      <w:r>
+        <w:rPr>
+          <w:color w:val="47D459" w:themeColor="accent3" w:themeTint="99"/>
+        </w:rPr>
+        <w:t xml:space="preserve"> goes inside the folder you want to protect. .</w:t>
+      </w:r>
+      <w:proofErr w:type="spellStart"/>
+      <w:r>
+        <w:rPr>
+          <w:color w:val="47D459" w:themeColor="accent3" w:themeTint="99"/>
+        </w:rPr>
+        <w:t>htpasswd</w:t>
+      </w:r>
+      <w:proofErr w:type="spellEnd"/>
+      <w:r>
+        <w:rPr>
+          <w:color w:val="47D459" w:themeColor="accent3" w:themeTint="99"/>
+        </w:rPr>
+        <w:t xml:space="preserve"> should live outside the web root entirely so no browser request can reach it. If it's inside the web root and Apache misconfigures, anyone can download your credentials as a plain text file.</w:t>
+      </w:r>
+    </w:p>
+    <w:p>
+      <w:pPr>
+        <w:pStyle w:val="Compact"/>
+        <w:rPr>
+          <w:color w:val="47D459" w:themeColor="accent3" w:themeTint="99"/>
+        </w:rPr>
+      </w:pPr>
+    </w:p>
+    <w:p>
+      <w:pPr>
+        <w:pStyle w:val="Compact"/>
+        <w:rPr>
+          <w:color w:val="47D459" w:themeColor="accent3" w:themeTint="99"/>
+        </w:rPr>
+      </w:pPr>
+      <w:r>
+        <w:rPr>
+          <w:color w:val="47D459" w:themeColor="accent3" w:themeTint="99"/>
+        </w:rPr>
+        <w:t xml:space="preserve">In Lab 10 the setup moves from blanket-protecting the entire </w:t>
+      </w:r>
+      <w:proofErr w:type="spellStart"/>
+      <w:r>
+        <w:rPr>
+          <w:color w:val="47D459" w:themeColor="accent3" w:themeTint="99"/>
+        </w:rPr>
+        <w:t>iit</w:t>
+      </w:r>
+      <w:proofErr w:type="spellEnd"/>
+      <w:r>
+        <w:rPr>
+          <w:color w:val="47D459" w:themeColor="accent3" w:themeTint="99"/>
+        </w:rPr>
+        <w:t>/ directory to per-folder protection on lab01/ and lab09/ specifically, so the rest of the site stays public.</w:t>
+      </w:r>
+    </w:p>
+    <w:p>
+      <w:pPr>
+        <w:pStyle w:val="Compact"/>
+        <w:rPr>
+          <w:color w:val="47D459" w:themeColor="accent3" w:themeTint="99"/>
+        </w:rPr>
+      </w:pPr>
+    </w:p>
+    <w:p>
+      <w:pPr>
+        <w:pStyle w:val="Compact"/>
+        <w:rPr>
+          <w:color w:val="47D459" w:themeColor="accent3" w:themeTint="99"/>
+        </w:rPr>
+      </w:pPr>
+      <w:r>
+        <w:rPr>
+          <w:color w:val="47D459" w:themeColor="accent3" w:themeTint="99"/>
+        </w:rPr>
+        <w:t>Why Lab 9 needed protection</w:t>
+      </w:r>
+    </w:p>
+    <w:p>
+      <w:pPr>
+        <w:pStyle w:val="Compact"/>
+        <w:rPr>
+          <w:color w:val="47D459" w:themeColor="accent3" w:themeTint="99"/>
+        </w:rPr>
+      </w:pPr>
+    </w:p>
+    <w:p>
+      <w:pPr>
+        <w:pStyle w:val="Compact"/>
+        <w:rPr>
+          <w:color w:val="47D459" w:themeColor="accent3" w:themeTint="99"/>
+        </w:rPr>
+      </w:pPr>
+      <w:r>
+        <w:rPr>
+          <w:color w:val="47D459" w:themeColor="accent3" w:themeTint="99"/>
+        </w:rPr>
+        <w:t xml:space="preserve">Lab 9 PHP files have database credentials hardcoded. Without authentication on that folder, anyone can hit the endpoints directly, probe the database, or read the source if PHP isn't handling the request correctly. With the credentials out, an attacker has full access to the </w:t>
+      </w:r>
+      <w:proofErr w:type="spellStart"/>
+      <w:r>
+        <w:rPr>
+          <w:color w:val="47D459" w:themeColor="accent3" w:themeTint="99"/>
+        </w:rPr>
+        <w:t>iit</w:t>
+      </w:r>
+      <w:proofErr w:type="spellEnd"/>
+      <w:r>
+        <w:rPr>
+          <w:color w:val="47D459" w:themeColor="accent3" w:themeTint="99"/>
+        </w:rPr>
+        <w:t xml:space="preserve"> database — read, modify, drop. That's why lab09/ gets its own .</w:t>
+      </w:r>
+      <w:proofErr w:type="spellStart"/>
+      <w:r>
+        <w:rPr>
+          <w:color w:val="47D459" w:themeColor="accent3" w:themeTint="99"/>
+        </w:rPr>
+        <w:t>htaccess</w:t>
+      </w:r>
+      <w:proofErr w:type="spellEnd"/>
+      <w:r>
+        <w:rPr>
+          <w:color w:val="47D459" w:themeColor="accent3" w:themeTint="99"/>
+        </w:rPr>
+        <w:t>.</w:t>
+      </w:r>
+    </w:p>
+    <w:p>
+      <w:pPr>
+        <w:pStyle w:val="Compact"/>
+        <w:rPr>
+          <w:color w:val="47D459" w:themeColor="accent3" w:themeTint="99"/>
+        </w:rPr>
+      </w:pPr>
+    </w:p>
+    <w:p>
+      <w:pPr>
+        <w:pStyle w:val="Compact"/>
+        <w:rPr>
+          <w:color w:val="47D459" w:themeColor="accent3" w:themeTint="99"/>
+        </w:rPr>
+      </w:pPr>
+      <w:r>
+        <w:rPr>
+          <w:color w:val="47D459" w:themeColor="accent3" w:themeTint="99"/>
+        </w:rPr>
+        <w:t>The header() redirect</w:t>
+      </w:r>
+    </w:p>
+    <w:p>
+      <w:pPr>
+        <w:pStyle w:val="Compact"/>
+        <w:rPr>
+          <w:color w:val="47D459" w:themeColor="accent3" w:themeTint="99"/>
+        </w:rPr>
+      </w:pPr>
+      <w:r>
+        <w:rPr>
+          <w:color w:val="47D459" w:themeColor="accent3" w:themeTint="99"/>
+        </w:rPr>
+        <w:t>header('Location: /</w:t>
+      </w:r>
+      <w:proofErr w:type="spellStart"/>
+      <w:r>
+        <w:rPr>
+          <w:color w:val="47D459" w:themeColor="accent3" w:themeTint="99"/>
+        </w:rPr>
+        <w:t>iit</w:t>
+      </w:r>
+      <w:proofErr w:type="spellEnd"/>
+      <w:r>
+        <w:rPr>
+          <w:color w:val="47D459" w:themeColor="accent3" w:themeTint="99"/>
+        </w:rPr>
+        <w:t>/') sends an HTTP 302 Found. The browser sees it and navigates immediately. The rule is that header() must fire before any output</w:t>
+      </w:r>
+      <w:r>
+        <w:rPr>
+          <w:color w:val="47D459" w:themeColor="accent3" w:themeTint="99"/>
+        </w:rPr>
+        <w:t>, so</w:t>
+      </w:r>
+      <w:r>
+        <w:rPr>
+          <w:color w:val="47D459" w:themeColor="accent3" w:themeTint="99"/>
+        </w:rPr>
+        <w:t xml:space="preserve"> not even a space or blank line above it. PHP sends headers first, then the body, and once the body starts the headers are gone. Any output before header() throws a "headers already sent" warning</w:t>
+      </w:r>
+      <w:r>
+        <w:rPr>
+          <w:color w:val="47D459" w:themeColor="accent3" w:themeTint="99"/>
+        </w:rPr>
+        <w:t>,</w:t>
+      </w:r>
+      <w:r>
+        <w:rPr>
+          <w:color w:val="47D459" w:themeColor="accent3" w:themeTint="99"/>
+        </w:rPr>
+        <w:t xml:space="preserve"> and the redirect doesn't happen. Nothing comes before header(), and exit comes right after it.</w:t>
+      </w:r>
+    </w:p>
+    <w:p>
+      <w:pPr>
+        <w:pStyle w:val="Compact"/>
+        <w:rPr>
+          <w:color w:val="47D459" w:themeColor="accent3" w:themeTint="99"/>
+        </w:rPr>
+      </w:pPr>
+    </w:p>
+    <w:p>
+      <w:pPr>
+        <w:pStyle w:val="Compact"/>
+      </w:pPr>
     </w:p>
     <w:p>
       <w:r>
@@ -807,15 +2144,11 @@
       </w:r>
       <w:proofErr w:type="spellEnd"/>
       <w:r>
-        <w:t xml:space="preserve"> — an 84-person marketing intelligence firm — faces a critical decision about how aggressively to adopt GenAI. The executive team is split: CDO Al-Najjar wants to automate 60-70% of reporting and become an “AI-native insights platform.” CFO Braun warns of financial risk ($1.3M investment, only 25% of similar transformations meet ROI). HR Director Sharma worries about deskilling, morale, and cultural erosion. And analyst Jordan Koenig demonstrates that a “human-in-the-loop” hybrid approach — AI drafts paired with analyst curation — </w:t>
-      </w:r>
-      <w:proofErr w:type="gramStart"/>
-      <w:r>
-        <w:t>actually improved</w:t>
-      </w:r>
-      <w:proofErr w:type="gramEnd"/>
-      <w:r>
-        <w:t xml:space="preserve"> client satisfaction scores.</w:t>
+        <w:t xml:space="preserve"> — an 84-person marketing intelligence firm — faces a critical decision about how aggressively to adopt GenAI. The executive team is split: CDO Al-Najjar wants to automate 60-70% of reporting and become an “AI-native insights platform.” CFO Braun warns of financial risk ($1.3M investment, only 25% of similar transformations meet ROI). HR Director Sharma worries about deskilling, morale, and cultural erosion. And analyst Jordan Koenig demonstrates that a </w:t>
+      </w:r>
+      <w:r>
+        <w:lastRenderedPageBreak/>
+        <w:t>“human-in-the-loop” hybrid approach — AI drafts paired with analyst curation — actually improved client satisfaction scores.</w:t>
       </w:r>
     </w:p>
     <w:p>
@@ -848,23 +2181,7 @@
         <w:t>speed and soul</w:t>
       </w:r>
       <w:r>
-        <w:t xml:space="preserve"> — the pressure to </w:t>
-      </w:r>
-      <w:proofErr w:type="gramStart"/>
-      <w:r>
-        <w:t>automate for</w:t>
-      </w:r>
-      <w:proofErr w:type="gramEnd"/>
-      <w:r>
-        <w:t xml:space="preserve"> efficiency versus the risk of losing the human judgment that clients </w:t>
-      </w:r>
-      <w:proofErr w:type="gramStart"/>
-      <w:r>
-        <w:t>actually value</w:t>
-      </w:r>
-      <w:proofErr w:type="gramEnd"/>
-      <w:r>
-        <w:t>.</w:t>
+        <w:t xml:space="preserve"> — the pressure to automate for efficiency versus the risk of losing the human judgment that clients actually value.</w:t>
       </w:r>
     </w:p>
     <w:p>
@@ -951,159 +2268,131 @@
       <w:pPr>
         <w:pStyle w:val="Compact"/>
         <w:rPr>
-          <w:color w:val="156082" w:themeColor="accent1"/>
-        </w:rPr>
-      </w:pPr>
-      <w:r>
-        <w:rPr>
-          <w:color w:val="156082" w:themeColor="accent1"/>
+          <w:color w:val="47D459" w:themeColor="accent3" w:themeTint="99"/>
+        </w:rPr>
+      </w:pPr>
+      <w:r>
+        <w:rPr>
+          <w:color w:val="47D459" w:themeColor="accent3" w:themeTint="99"/>
         </w:rPr>
         <w:t xml:space="preserve">Jordan Koenig’s sentiment that </w:t>
       </w:r>
       <w:r>
         <w:rPr>
-          <w:color w:val="156082" w:themeColor="accent1"/>
-        </w:rPr>
-        <w:t xml:space="preserve">AI tools are great co-pilots, but not drivers, is completely correct. However, this doesn’t mean that they can’t autonomously handle simpler tasks. Without AGI, these tools will always need direction from a human, and as smarter AI gets incorporated more into our everyday lives, it’ll require even more checks, as it's handling bigger problems. Moving towards using AI to help me format and build my term project has given me a very new perspective on its capabilities. It requires my input and direction on each change, </w:t>
-      </w:r>
-      <w:r>
-        <w:rPr>
-          <w:color w:val="156082" w:themeColor="accent1"/>
+          <w:color w:val="47D459" w:themeColor="accent3" w:themeTint="99"/>
+        </w:rPr>
+        <w:t xml:space="preserve">AI tools are great co-pilots, but not drivers, is completely correct. However, this doesn’t mean that they can’t autonomously handle simpler tasks. Without AGI, these tools will always need direction from a human, and as smarter AI gets incorporated more into our everyday lives, it’ll require even more checks, as it's handling bigger problems. Moving towards using AI to help me format and build my term project has given me a very new perspective on its capabilities. It requires my input and direction on each change, but its ability to build a lot of features from even a vague prompt is really valuable, as it allows a developer like me to get an outside perspective on my idea, giving me the opportunity to expand it in new ways or identify which ways I definitely don’t need to keep going with. </w:t>
+      </w:r>
+    </w:p>
+    <w:p>
+      <w:pPr>
+        <w:pStyle w:val="Compact"/>
+        <w:rPr>
+          <w:color w:val="47D459" w:themeColor="accent3" w:themeTint="99"/>
+        </w:rPr>
+      </w:pPr>
+    </w:p>
+    <w:p>
+      <w:pPr>
+        <w:pStyle w:val="Compact"/>
+        <w:rPr>
+          <w:color w:val="47D459" w:themeColor="accent3" w:themeTint="99"/>
+        </w:rPr>
+      </w:pPr>
+      <w:r>
+        <w:rPr>
+          <w:color w:val="47D459" w:themeColor="accent3" w:themeTint="99"/>
+        </w:rPr>
+        <w:t xml:space="preserve">Ava Sharma’s idea that employee judgment and creative instincts will be harmed is valid, but overstated. The idea </w:t>
+      </w:r>
+      <w:r>
+        <w:rPr>
+          <w:color w:val="47D459" w:themeColor="accent3" w:themeTint="99"/>
+        </w:rPr>
+        <w:t>behind deploying AI tools is to introduce them in a way that allows the most creative and valuable</w:t>
+      </w:r>
+      <w:r>
+        <w:rPr>
+          <w:color w:val="47D459" w:themeColor="accent3" w:themeTint="99"/>
+        </w:rPr>
+        <w:t xml:space="preserve"> employees to focus more on the tasks that require the</w:t>
+      </w:r>
+      <w:r>
+        <w:rPr>
+          <w:color w:val="47D459" w:themeColor="accent3" w:themeTint="99"/>
+        </w:rPr>
+        <w:t xml:space="preserve"> skills that make them valuable. AI implementation should aim to increase employee focus and bridge the gap that forms in companies with employees doing work below their pay scale on company hours. Without that careful implementation, you're left with cheaters that will end up harmed, which would happen on the development side even easier. AI is a tool to be implemented as a system where it can and a teacher where it can’t. When people start to give all tasks to AI they </w:t>
+      </w:r>
+      <w:r>
+        <w:rPr>
+          <w:color w:val="47D459" w:themeColor="accent3" w:themeTint="99"/>
         </w:rPr>
         <w:lastRenderedPageBreak/>
-        <w:t xml:space="preserve">but its ability to build a lot of features from even a vague prompt is really valuable, as it allows a developer like me to get an outside perspective on my idea, giving me the opportunity to expand it in new ways or identify which ways I definitely don’t need to keep going with. </w:t>
-      </w:r>
-    </w:p>
-    <w:p>
-      <w:pPr>
-        <w:pStyle w:val="Compact"/>
-        <w:rPr>
-          <w:color w:val="156082" w:themeColor="accent1"/>
-        </w:rPr>
-      </w:pPr>
-    </w:p>
-    <w:p>
-      <w:pPr>
-        <w:pStyle w:val="Compact"/>
-        <w:rPr>
-          <w:color w:val="156082" w:themeColor="accent1"/>
-        </w:rPr>
-      </w:pPr>
-      <w:r>
-        <w:rPr>
-          <w:color w:val="156082" w:themeColor="accent1"/>
-        </w:rPr>
-        <w:t xml:space="preserve">Ava Sharma’s idea that employee judgment and creative instincts will be harmed is valid, but overstated. The idea </w:t>
-      </w:r>
-      <w:r>
-        <w:rPr>
-          <w:color w:val="156082" w:themeColor="accent1"/>
-        </w:rPr>
-        <w:t>behind deploying AI tools is to introduce them in a way that allows the most creative and valuable</w:t>
-      </w:r>
-      <w:r>
-        <w:rPr>
-          <w:color w:val="156082" w:themeColor="accent1"/>
-        </w:rPr>
-        <w:t xml:space="preserve"> employees to focus more on the tasks that require the</w:t>
-      </w:r>
-      <w:r>
-        <w:rPr>
-          <w:color w:val="156082" w:themeColor="accent1"/>
-        </w:rPr>
-        <w:t xml:space="preserve"> skills that make them valuable. AI implementation should aim to increase employee focus and bridge the gap that forms in companies with employees doing work below their pay scale on company hours. Without that careful implementation, you're left with cheaters that will end up harmed, which would happen on the development side even easier. AI is a tool to be implemented as a system where it can and a teacher where it can’t. When people start to give all tasks to </w:t>
-      </w:r>
-      <w:proofErr w:type="gramStart"/>
-      <w:r>
-        <w:rPr>
-          <w:color w:val="156082" w:themeColor="accent1"/>
-        </w:rPr>
-        <w:t>AI</w:t>
-      </w:r>
-      <w:proofErr w:type="gramEnd"/>
-      <w:r>
-        <w:rPr>
-          <w:color w:val="156082" w:themeColor="accent1"/>
-        </w:rPr>
-        <w:t xml:space="preserve"> they take out the entire human aspect of it, avoiding thinking and learning entirely - which shows in products. </w:t>
-      </w:r>
-    </w:p>
-    <w:p>
-      <w:pPr>
-        <w:pStyle w:val="Compact"/>
-        <w:rPr>
-          <w:color w:val="156082" w:themeColor="accent1"/>
-        </w:rPr>
-      </w:pPr>
-    </w:p>
-    <w:p>
-      <w:pPr>
-        <w:pStyle w:val="Compact"/>
-        <w:rPr>
-          <w:color w:val="156082" w:themeColor="accent1"/>
-        </w:rPr>
-      </w:pPr>
-      <w:r>
-        <w:rPr>
-          <w:color w:val="156082" w:themeColor="accent1"/>
+        <w:t xml:space="preserve">take out the entire human aspect of it, avoiding thinking and learning entirely - which shows in products. </w:t>
+      </w:r>
+    </w:p>
+    <w:p>
+      <w:pPr>
+        <w:pStyle w:val="Compact"/>
+        <w:rPr>
+          <w:color w:val="47D459" w:themeColor="accent3" w:themeTint="99"/>
+        </w:rPr>
+      </w:pPr>
+    </w:p>
+    <w:p>
+      <w:pPr>
+        <w:pStyle w:val="Compact"/>
+        <w:rPr>
+          <w:color w:val="47D459" w:themeColor="accent3" w:themeTint="99"/>
+        </w:rPr>
+      </w:pPr>
+      <w:r>
+        <w:rPr>
+          <w:color w:val="47D459" w:themeColor="accent3" w:themeTint="99"/>
         </w:rPr>
         <w:t xml:space="preserve">Of all the options presented in the case, I agree most with Koenig’s human-in-the-loop model. </w:t>
       </w:r>
       <w:proofErr w:type="spellStart"/>
       <w:r>
         <w:rPr>
-          <w:color w:val="156082" w:themeColor="accent1"/>
+          <w:color w:val="47D459" w:themeColor="accent3" w:themeTint="99"/>
         </w:rPr>
         <w:t>DeltaCore</w:t>
       </w:r>
       <w:proofErr w:type="spellEnd"/>
       <w:r>
         <w:rPr>
-          <w:color w:val="156082" w:themeColor="accent1"/>
-        </w:rPr>
-        <w:t xml:space="preserve"> is falling behind its competitors in the era of </w:t>
-      </w:r>
-      <w:proofErr w:type="gramStart"/>
-      <w:r>
-        <w:rPr>
-          <w:color w:val="156082" w:themeColor="accent1"/>
-        </w:rPr>
-        <w:t>AI, and</w:t>
-      </w:r>
-      <w:proofErr w:type="gramEnd"/>
-      <w:r>
-        <w:rPr>
-          <w:color w:val="156082" w:themeColor="accent1"/>
-        </w:rPr>
-        <w:t xml:space="preserve"> implementing it while preserving what makes the company special is entirely possible with this approach. I’d advise them to bring in an AI specialist to analyze</w:t>
-      </w:r>
-      <w:r>
-        <w:rPr>
-          <w:color w:val="156082" w:themeColor="accent1"/>
+          <w:color w:val="47D459" w:themeColor="accent3" w:themeTint="99"/>
+        </w:rPr>
+        <w:t xml:space="preserve"> is falling behind its competitors in the era of AI, and implementing it while preserving what makes the company special is entirely possible with this approach. I’d advise them to bring in an AI specialist to analyze</w:t>
+      </w:r>
+      <w:r>
+        <w:rPr>
+          <w:color w:val="47D459" w:themeColor="accent3" w:themeTint="99"/>
         </w:rPr>
         <w:t xml:space="preserve"> their competition, then</w:t>
       </w:r>
       <w:r>
         <w:rPr>
-          <w:color w:val="156082" w:themeColor="accent1"/>
+          <w:color w:val="47D459" w:themeColor="accent3" w:themeTint="99"/>
         </w:rPr>
         <w:t xml:space="preserve"> their systems</w:t>
       </w:r>
       <w:r>
         <w:rPr>
-          <w:color w:val="156082" w:themeColor="accent1"/>
+          <w:color w:val="47D459" w:themeColor="accent3" w:themeTint="99"/>
         </w:rPr>
         <w:t>,</w:t>
       </w:r>
       <w:r>
         <w:rPr>
-          <w:color w:val="156082" w:themeColor="accent1"/>
+          <w:color w:val="47D459" w:themeColor="accent3" w:themeTint="99"/>
         </w:rPr>
         <w:t xml:space="preserve"> to see where it fits in automatically and where employees can be trained to use it correctly.</w:t>
       </w:r>
       <w:r>
         <w:rPr>
-          <w:color w:val="156082" w:themeColor="accent1"/>
+          <w:color w:val="47D459" w:themeColor="accent3" w:themeTint="99"/>
         </w:rPr>
         <w:t xml:space="preserve"> This way, small tasks that would take up company time are handled faster with AI, while larger, more important, and talent-specific tasks are handled by employees who are trained to use AI in a way that doesn’t stifle their talents. </w:t>
       </w:r>
@@ -1191,211 +2480,111 @@
       <w:pPr>
         <w:pStyle w:val="Compact"/>
         <w:rPr>
-          <w:color w:val="156082" w:themeColor="accent1"/>
-        </w:rPr>
-      </w:pPr>
-      <w:r>
-        <w:rPr>
-          <w:color w:val="156082" w:themeColor="accent1"/>
-        </w:rPr>
-        <w:t xml:space="preserve">Of all identified constraints, our biggest issue would be strategic differentiation. The reason I say that is because the sleep tracking space is </w:t>
-      </w:r>
-      <w:proofErr w:type="gramStart"/>
-      <w:r>
-        <w:rPr>
-          <w:color w:val="156082" w:themeColor="accent1"/>
-        </w:rPr>
-        <w:t>pretty niche</w:t>
-      </w:r>
-      <w:proofErr w:type="gramEnd"/>
-      <w:r>
-        <w:rPr>
-          <w:color w:val="156082" w:themeColor="accent1"/>
-        </w:rPr>
-        <w:t xml:space="preserve">, and even within that niche, people aren’t likely to try </w:t>
-      </w:r>
-      <w:proofErr w:type="gramStart"/>
-      <w:r>
-        <w:rPr>
-          <w:color w:val="156082" w:themeColor="accent1"/>
-        </w:rPr>
-        <w:t>a new</w:t>
-      </w:r>
-      <w:proofErr w:type="gramEnd"/>
-      <w:r>
-        <w:rPr>
-          <w:color w:val="156082" w:themeColor="accent1"/>
-        </w:rPr>
-        <w:t xml:space="preserve"> software when the one they have works fine and has their data. To overcome this, my team is focused on ensuring that our prototype has a solid backend and well put together frontend so that our transition to importing data from other apps and fitness watches is easier. We offer more socially than other apps, but the difference in </w:t>
-      </w:r>
-      <w:proofErr w:type="gramStart"/>
-      <w:r>
-        <w:rPr>
-          <w:color w:val="156082" w:themeColor="accent1"/>
-        </w:rPr>
-        <w:t>built</w:t>
-      </w:r>
-      <w:proofErr w:type="gramEnd"/>
-      <w:r>
-        <w:rPr>
-          <w:color w:val="156082" w:themeColor="accent1"/>
-        </w:rPr>
-        <w:t xml:space="preserve"> up user bases and research is a huge step to overcome, and we hope to do so by expanding our </w:t>
-      </w:r>
-      <w:r>
-        <w:rPr>
-          <w:color w:val="156082" w:themeColor="accent1"/>
+          <w:color w:val="47D459" w:themeColor="accent3" w:themeTint="99"/>
+        </w:rPr>
+      </w:pPr>
+      <w:r>
+        <w:rPr>
+          <w:color w:val="47D459" w:themeColor="accent3" w:themeTint="99"/>
+        </w:rPr>
+        <w:t xml:space="preserve">Of all identified constraints, our biggest issue would be strategic differentiation. The reason I say that is because the sleep tracking space is pretty niche, and even within that niche, people aren’t likely to try a new software when the one they have works fine and has their data. To overcome this, my team is focused on ensuring that our prototype has a solid backend and well put together frontend so that our transition to importing data from other apps and fitness watches is easier. We offer more socially than other apps, but the difference in built up user bases and research is a huge step to overcome, and we hope to do so by expanding our customer base into fitness influencers(and their audiences). This would help us differentiate ourselves from all other sleep tracking apps, as we’d be focused on a different consumer base. </w:t>
+      </w:r>
+    </w:p>
+    <w:p>
+      <w:pPr>
+        <w:pStyle w:val="Compact"/>
+        <w:rPr>
+          <w:color w:val="47D459" w:themeColor="accent3" w:themeTint="99"/>
+        </w:rPr>
+      </w:pPr>
+    </w:p>
+    <w:p>
+      <w:pPr>
+        <w:pStyle w:val="Compact"/>
+        <w:rPr>
+          <w:color w:val="47D459" w:themeColor="accent3" w:themeTint="99"/>
+        </w:rPr>
+      </w:pPr>
+      <w:r>
+        <w:rPr>
+          <w:color w:val="47D459" w:themeColor="accent3" w:themeTint="99"/>
+        </w:rPr>
+        <w:t xml:space="preserve">We used a superfluous amount of AI prompting. I handled the majority of the code after the front end was produced by Figma and Claude. The front end ideas were drawn up as all three of us prompted </w:t>
+      </w:r>
+      <w:proofErr w:type="spellStart"/>
+      <w:r>
+        <w:rPr>
+          <w:color w:val="47D459" w:themeColor="accent3" w:themeTint="99"/>
+        </w:rPr>
+        <w:t>figma</w:t>
+      </w:r>
+      <w:proofErr w:type="spellEnd"/>
+      <w:r>
+        <w:rPr>
+          <w:color w:val="47D459" w:themeColor="accent3" w:themeTint="99"/>
+        </w:rPr>
+        <w:t xml:space="preserve"> and </w:t>
+      </w:r>
+      <w:proofErr w:type="spellStart"/>
+      <w:r>
+        <w:rPr>
+          <w:color w:val="47D459" w:themeColor="accent3" w:themeTint="99"/>
+        </w:rPr>
+        <w:t>claude</w:t>
+      </w:r>
+      <w:proofErr w:type="spellEnd"/>
+      <w:r>
+        <w:rPr>
+          <w:color w:val="47D459" w:themeColor="accent3" w:themeTint="99"/>
+        </w:rPr>
+        <w:t xml:space="preserve"> in different ways, which allowed us to compare features we liked from each. This scattered approach was really helpful, as everyone's good ideas were perfectly presented to the rest of the team. When I started coding the backend PHP and </w:t>
+      </w:r>
+      <w:proofErr w:type="spellStart"/>
+      <w:r>
+        <w:rPr>
+          <w:color w:val="47D459" w:themeColor="accent3" w:themeTint="99"/>
+        </w:rPr>
+        <w:t>mySQL</w:t>
+      </w:r>
+      <w:proofErr w:type="spellEnd"/>
+      <w:r>
+        <w:rPr>
+          <w:color w:val="47D459" w:themeColor="accent3" w:themeTint="99"/>
+        </w:rPr>
+        <w:t xml:space="preserve">, I initially tried to just have it do everything, and with that little direction it had no idea how my server was handled. Only once I stepped back and tried to really understand the labs and asked questions about my azure instance was I able to prompt effectively. This just goes to show that you really do need to know which direction to point an agent to, as even with </w:t>
+      </w:r>
+      <w:proofErr w:type="spellStart"/>
+      <w:r>
+        <w:rPr>
+          <w:color w:val="47D459" w:themeColor="accent3" w:themeTint="99"/>
+        </w:rPr>
+        <w:t>claude</w:t>
+      </w:r>
+      <w:proofErr w:type="spellEnd"/>
+      <w:r>
+        <w:rPr>
+          <w:color w:val="47D459" w:themeColor="accent3" w:themeTint="99"/>
+        </w:rPr>
+        <w:t xml:space="preserve"> code </w:t>
+      </w:r>
+      <w:r>
+        <w:rPr>
+          <w:color w:val="47D459" w:themeColor="accent3" w:themeTint="99"/>
         </w:rPr>
         <w:lastRenderedPageBreak/>
-        <w:t xml:space="preserve">customer base into fitness </w:t>
-      </w:r>
-      <w:proofErr w:type="gramStart"/>
-      <w:r>
-        <w:rPr>
-          <w:color w:val="156082" w:themeColor="accent1"/>
-        </w:rPr>
-        <w:t>influencers(</w:t>
-      </w:r>
-      <w:proofErr w:type="gramEnd"/>
-      <w:r>
-        <w:rPr>
-          <w:color w:val="156082" w:themeColor="accent1"/>
-        </w:rPr>
-        <w:t xml:space="preserve">and their audiences). This would help us differentiate ourselves from all other sleep tracking apps, as we’d be focused on a different consumer base. </w:t>
-      </w:r>
-    </w:p>
-    <w:p>
-      <w:pPr>
-        <w:pStyle w:val="Compact"/>
-        <w:rPr>
-          <w:color w:val="156082" w:themeColor="accent1"/>
-        </w:rPr>
-      </w:pPr>
-    </w:p>
-    <w:p>
-      <w:pPr>
-        <w:pStyle w:val="Compact"/>
-        <w:rPr>
-          <w:color w:val="156082" w:themeColor="accent1"/>
-        </w:rPr>
-      </w:pPr>
-      <w:r>
-        <w:rPr>
-          <w:color w:val="156082" w:themeColor="accent1"/>
-        </w:rPr>
-        <w:t xml:space="preserve">We used a superfluous amount of AI prompting. I handled </w:t>
-      </w:r>
-      <w:proofErr w:type="gramStart"/>
-      <w:r>
-        <w:rPr>
-          <w:color w:val="156082" w:themeColor="accent1"/>
-        </w:rPr>
-        <w:t>the majority of</w:t>
-      </w:r>
-      <w:proofErr w:type="gramEnd"/>
-      <w:r>
-        <w:rPr>
-          <w:color w:val="156082" w:themeColor="accent1"/>
-        </w:rPr>
-        <w:t xml:space="preserve"> the code after the front end was produced by Figma and Claude. The </w:t>
-      </w:r>
-      <w:proofErr w:type="gramStart"/>
-      <w:r>
-        <w:rPr>
-          <w:color w:val="156082" w:themeColor="accent1"/>
-        </w:rPr>
-        <w:t>front end</w:t>
-      </w:r>
-      <w:proofErr w:type="gramEnd"/>
-      <w:r>
-        <w:rPr>
-          <w:color w:val="156082" w:themeColor="accent1"/>
-        </w:rPr>
-        <w:t xml:space="preserve"> ideas were drawn up as all three of us prompted </w:t>
-      </w:r>
-      <w:proofErr w:type="spellStart"/>
-      <w:r>
-        <w:rPr>
-          <w:color w:val="156082" w:themeColor="accent1"/>
-        </w:rPr>
-        <w:t>figma</w:t>
-      </w:r>
-      <w:proofErr w:type="spellEnd"/>
-      <w:r>
-        <w:rPr>
-          <w:color w:val="156082" w:themeColor="accent1"/>
-        </w:rPr>
-        <w:t xml:space="preserve"> and </w:t>
-      </w:r>
-      <w:proofErr w:type="spellStart"/>
-      <w:r>
-        <w:rPr>
-          <w:color w:val="156082" w:themeColor="accent1"/>
-        </w:rPr>
-        <w:t>claude</w:t>
-      </w:r>
-      <w:proofErr w:type="spellEnd"/>
-      <w:r>
-        <w:rPr>
-          <w:color w:val="156082" w:themeColor="accent1"/>
-        </w:rPr>
-        <w:t xml:space="preserve"> in different ways, which allowed us to compare features we liked from each. This scattered approach was </w:t>
-      </w:r>
-      <w:proofErr w:type="gramStart"/>
-      <w:r>
-        <w:rPr>
-          <w:color w:val="156082" w:themeColor="accent1"/>
-        </w:rPr>
-        <w:t>really helpful</w:t>
-      </w:r>
-      <w:proofErr w:type="gramEnd"/>
-      <w:r>
-        <w:rPr>
-          <w:color w:val="156082" w:themeColor="accent1"/>
-        </w:rPr>
-        <w:t xml:space="preserve">, as everyone's good ideas were perfectly presented to the rest of the team. When I started coding the backend PHP and </w:t>
-      </w:r>
-      <w:proofErr w:type="spellStart"/>
-      <w:r>
-        <w:rPr>
-          <w:color w:val="156082" w:themeColor="accent1"/>
-        </w:rPr>
-        <w:t>mySQL</w:t>
-      </w:r>
-      <w:proofErr w:type="spellEnd"/>
-      <w:r>
-        <w:rPr>
-          <w:color w:val="156082" w:themeColor="accent1"/>
-        </w:rPr>
-        <w:t xml:space="preserve">, I initially tried to just have it do everything, and with that little direction it had no idea how my server was handled. Only once I stepped back and tried to really understand the labs and asked questions about my azure instance was I able to prompt effectively. This just goes to show that you really do need to know which direction to point an agent to, as even with </w:t>
-      </w:r>
-      <w:proofErr w:type="spellStart"/>
-      <w:r>
-        <w:rPr>
-          <w:color w:val="156082" w:themeColor="accent1"/>
-        </w:rPr>
-        <w:t>claude</w:t>
-      </w:r>
-      <w:proofErr w:type="spellEnd"/>
-      <w:r>
-        <w:rPr>
-          <w:color w:val="156082" w:themeColor="accent1"/>
-        </w:rPr>
-        <w:t xml:space="preserve"> code seeing my whole context of the project, it </w:t>
-      </w:r>
-      <w:proofErr w:type="spellStart"/>
-      <w:proofErr w:type="gramStart"/>
-      <w:r>
-        <w:rPr>
-          <w:color w:val="156082" w:themeColor="accent1"/>
+        <w:t xml:space="preserve">seeing my whole context of the project, it </w:t>
+      </w:r>
+      <w:proofErr w:type="spellStart"/>
+      <w:r>
+        <w:rPr>
+          <w:color w:val="47D459" w:themeColor="accent3" w:themeTint="99"/>
         </w:rPr>
         <w:t>wasn;t</w:t>
       </w:r>
       <w:proofErr w:type="spellEnd"/>
-      <w:proofErr w:type="gramEnd"/>
-      <w:r>
-        <w:rPr>
-          <w:color w:val="156082" w:themeColor="accent1"/>
+      <w:r>
+        <w:rPr>
+          <w:color w:val="47D459" w:themeColor="accent3" w:themeTint="99"/>
         </w:rPr>
         <w:t xml:space="preserve"> able to understand the context of how I wanted to deploy it until I truly understood it myself. </w:t>
       </w:r>
@@ -1404,17 +2593,20 @@
       <w:pPr>
         <w:pStyle w:val="Compact"/>
         <w:rPr>
-          <w:color w:val="156082" w:themeColor="accent1"/>
-        </w:rPr>
-      </w:pPr>
-    </w:p>
-    <w:p>
-      <w:pPr>
-        <w:pStyle w:val="Compact"/>
-      </w:pPr>
-      <w:r>
-        <w:rPr>
-          <w:color w:val="156082" w:themeColor="accent1"/>
+          <w:color w:val="47D459" w:themeColor="accent3" w:themeTint="99"/>
+        </w:rPr>
+      </w:pPr>
+    </w:p>
+    <w:p>
+      <w:pPr>
+        <w:pStyle w:val="Compact"/>
+        <w:rPr>
+          <w:color w:val="47D459" w:themeColor="accent3" w:themeTint="99"/>
+        </w:rPr>
+      </w:pPr>
+      <w:r>
+        <w:rPr>
+          <w:color w:val="47D459" w:themeColor="accent3" w:themeTint="99"/>
         </w:rPr>
         <w:t xml:space="preserve">The biggest thing I always think about when even just messing around with AI in a project is the integrity of the codebase. I’ve dealt with too many mistakes and hallucinations not to meticulously check over the code that it is writing, and I make sure that I identify hard stops to put in my Claude settings log. I believe in efficiency wholeheartedly, but not at the cost of quality or personal opportunities for mental growth. </w:t>
       </w:r>
@@ -1548,7 +2740,6 @@
           <w:b/>
           <w:bCs/>
         </w:rPr>
-        <w:lastRenderedPageBreak/>
         <w:t>Option D: Propose Your Own</w:t>
       </w:r>
       <w:r>
@@ -1570,15 +2761,7 @@
         <w:pStyle w:val="FirstParagraph"/>
       </w:pPr>
       <w:r>
-        <w:t xml:space="preserve">Your </w:t>
-      </w:r>
-      <w:proofErr w:type="gramStart"/>
-      <w:r>
-        <w:t>feature</w:t>
-      </w:r>
-      <w:proofErr w:type="gramEnd"/>
-      <w:r>
-        <w:t xml:space="preserve"> MUST include:</w:t>
+        <w:t>Your feature MUST include:</w:t>
       </w:r>
     </w:p>
     <w:p>
@@ -1689,6 +2872,7 @@
           <w:b/>
           <w:bCs/>
         </w:rPr>
+        <w:lastRenderedPageBreak/>
         <w:t>Proper file organization</w:t>
       </w:r>
       <w:r>
@@ -1949,7 +3133,6 @@
         </w:numPr>
       </w:pPr>
       <w:r>
-        <w:lastRenderedPageBreak/>
         <w:t xml:space="preserve">Your PHP “read” path — trace how data gets from MySQL back to the browser. Explain the fetch loop and how you build the HTML output. </w:t>
       </w:r>
       <w:r>
@@ -1981,9 +3164,1316 @@
     </w:p>
     <w:p>
       <w:pPr>
+        <w:pStyle w:val="Compact"/>
+        <w:rPr>
+          <w:b/>
+          <w:bCs/>
+        </w:rPr>
+      </w:pPr>
+    </w:p>
+    <w:p>
+      <w:pPr>
+        <w:pStyle w:val="Compact"/>
+        <w:rPr>
+          <w:color w:val="47D459" w:themeColor="accent3" w:themeTint="99"/>
+        </w:rPr>
+      </w:pPr>
+      <w:r>
+        <w:rPr>
+          <w:color w:val="47D459" w:themeColor="accent3" w:themeTint="99"/>
+        </w:rPr>
+        <w:t>Database Schema</w:t>
+      </w:r>
+      <w:r>
+        <w:rPr>
+          <w:color w:val="47D459" w:themeColor="accent3" w:themeTint="99"/>
+        </w:rPr>
+        <w:t>:</w:t>
+      </w:r>
+    </w:p>
+    <w:p>
+      <w:pPr>
+        <w:pStyle w:val="Compact"/>
+        <w:rPr>
+          <w:color w:val="47D459" w:themeColor="accent3" w:themeTint="99"/>
+        </w:rPr>
+      </w:pPr>
+    </w:p>
+    <w:p>
+      <w:pPr>
+        <w:pStyle w:val="Compact"/>
+        <w:rPr>
+          <w:color w:val="47D459" w:themeColor="accent3" w:themeTint="99"/>
+        </w:rPr>
+      </w:pPr>
+      <w:r>
+        <w:rPr>
+          <w:color w:val="47D459" w:themeColor="accent3" w:themeTint="99"/>
+        </w:rPr>
+        <w:t>Two tables. quiz3_questions stores the quiz content, quiz3_scores stores every result after a game ends.</w:t>
+      </w:r>
+    </w:p>
+    <w:p>
+      <w:pPr>
+        <w:pStyle w:val="Compact"/>
+        <w:rPr>
+          <w:color w:val="47D459" w:themeColor="accent3" w:themeTint="99"/>
+        </w:rPr>
+      </w:pPr>
+      <w:r>
+        <w:rPr>
+          <w:color w:val="47D459" w:themeColor="accent3" w:themeTint="99"/>
+        </w:rPr>
+        <w:t>quiz3_questions columns:</w:t>
+      </w:r>
+    </w:p>
+    <w:p>
+      <w:pPr>
+        <w:pStyle w:val="Compact"/>
+        <w:rPr>
+          <w:color w:val="47D459" w:themeColor="accent3" w:themeTint="99"/>
+        </w:rPr>
+      </w:pPr>
+      <w:r>
+        <w:rPr>
+          <w:color w:val="47D459" w:themeColor="accent3" w:themeTint="99"/>
+        </w:rPr>
+        <w:t>- id</w:t>
+      </w:r>
+      <w:r>
+        <w:rPr>
+          <w:color w:val="47D459" w:themeColor="accent3" w:themeTint="99"/>
+        </w:rPr>
+        <w:t>:</w:t>
+      </w:r>
+      <w:r>
+        <w:rPr>
+          <w:color w:val="47D459" w:themeColor="accent3" w:themeTint="99"/>
+        </w:rPr>
+        <w:t xml:space="preserve"> INT, auto-increments so every row gets a unique identifier automatically</w:t>
+      </w:r>
+    </w:p>
+    <w:p>
+      <w:pPr>
+        <w:pStyle w:val="Compact"/>
+        <w:rPr>
+          <w:color w:val="47D459" w:themeColor="accent3" w:themeTint="99"/>
+        </w:rPr>
+      </w:pPr>
+      <w:r>
+        <w:rPr>
+          <w:color w:val="47D459" w:themeColor="accent3" w:themeTint="99"/>
+        </w:rPr>
+        <w:t>- question</w:t>
+      </w:r>
+      <w:r>
+        <w:rPr>
+          <w:color w:val="47D459" w:themeColor="accent3" w:themeTint="99"/>
+        </w:rPr>
+        <w:t>:</w:t>
+      </w:r>
+      <w:r>
+        <w:rPr>
+          <w:color w:val="47D459" w:themeColor="accent3" w:themeTint="99"/>
+        </w:rPr>
+        <w:t xml:space="preserve"> VARCHAR(255), variable-length string for the question text</w:t>
+      </w:r>
+    </w:p>
+    <w:p>
+      <w:pPr>
+        <w:pStyle w:val="Compact"/>
+        <w:rPr>
+          <w:color w:val="47D459" w:themeColor="accent3" w:themeTint="99"/>
+        </w:rPr>
+      </w:pPr>
+      <w:r>
+        <w:rPr>
+          <w:color w:val="47D459" w:themeColor="accent3" w:themeTint="99"/>
+        </w:rPr>
+        <w:t xml:space="preserve">- </w:t>
+      </w:r>
+      <w:proofErr w:type="spellStart"/>
+      <w:r>
+        <w:rPr>
+          <w:color w:val="47D459" w:themeColor="accent3" w:themeTint="99"/>
+        </w:rPr>
+        <w:t>correct_answer</w:t>
+      </w:r>
+      <w:proofErr w:type="spellEnd"/>
+      <w:r>
+        <w:rPr>
+          <w:color w:val="47D459" w:themeColor="accent3" w:themeTint="99"/>
+        </w:rPr>
+        <w:t>:</w:t>
+      </w:r>
+      <w:r>
+        <w:rPr>
+          <w:color w:val="47D459" w:themeColor="accent3" w:themeTint="99"/>
+        </w:rPr>
+        <w:t xml:space="preserve"> VARCHAR(255), the right answer</w:t>
+      </w:r>
+    </w:p>
+    <w:p>
+      <w:pPr>
+        <w:pStyle w:val="Compact"/>
+        <w:rPr>
+          <w:color w:val="47D459" w:themeColor="accent3" w:themeTint="99"/>
+        </w:rPr>
+      </w:pPr>
+      <w:r>
+        <w:rPr>
+          <w:color w:val="47D459" w:themeColor="accent3" w:themeTint="99"/>
+        </w:rPr>
+        <w:lastRenderedPageBreak/>
+        <w:t>- wrong1, wrong2, wrong3</w:t>
+      </w:r>
+      <w:r>
+        <w:rPr>
+          <w:color w:val="47D459" w:themeColor="accent3" w:themeTint="99"/>
+        </w:rPr>
+        <w:t>:</w:t>
+      </w:r>
+      <w:r>
+        <w:rPr>
+          <w:color w:val="47D459" w:themeColor="accent3" w:themeTint="99"/>
+        </w:rPr>
+        <w:t xml:space="preserve"> VARCHAR(255) each, the three wrong options stored as their own columns since every question always has exactly three</w:t>
+      </w:r>
+      <w:r>
+        <w:rPr>
+          <w:color w:val="47D459" w:themeColor="accent3" w:themeTint="99"/>
+        </w:rPr>
+        <w:t xml:space="preserve"> -</w:t>
+      </w:r>
+      <w:r>
+        <w:rPr>
+          <w:color w:val="47D459" w:themeColor="accent3" w:themeTint="99"/>
+        </w:rPr>
+        <w:t xml:space="preserve"> no need for a second table</w:t>
+      </w:r>
+    </w:p>
+    <w:p>
+      <w:pPr>
+        <w:pStyle w:val="Compact"/>
+        <w:rPr>
+          <w:color w:val="47D459" w:themeColor="accent3" w:themeTint="99"/>
+        </w:rPr>
+      </w:pPr>
+    </w:p>
+    <w:p>
+      <w:pPr>
+        <w:pStyle w:val="Compact"/>
+        <w:rPr>
+          <w:color w:val="47D459" w:themeColor="accent3" w:themeTint="99"/>
+        </w:rPr>
+      </w:pPr>
+      <w:r>
+        <w:rPr>
+          <w:color w:val="47D459" w:themeColor="accent3" w:themeTint="99"/>
+        </w:rPr>
+        <w:t>VARCHAR over CHAR because the text length varies</w:t>
+      </w:r>
+      <w:r>
+        <w:rPr>
+          <w:color w:val="47D459" w:themeColor="accent3" w:themeTint="99"/>
+        </w:rPr>
+        <w:t>:</w:t>
+      </w:r>
+      <w:r>
+        <w:rPr>
+          <w:color w:val="47D459" w:themeColor="accent3" w:themeTint="99"/>
+        </w:rPr>
+        <w:t xml:space="preserve"> CHAR reserves a fixed amount of space even if you don't use it, VARCHAR only takes what it needs.</w:t>
+      </w:r>
+    </w:p>
+    <w:p>
+      <w:pPr>
+        <w:pStyle w:val="Compact"/>
+        <w:rPr>
+          <w:color w:val="47D459" w:themeColor="accent3" w:themeTint="99"/>
+        </w:rPr>
+      </w:pPr>
+    </w:p>
+    <w:p>
+      <w:pPr>
+        <w:pStyle w:val="Compact"/>
+        <w:rPr>
+          <w:color w:val="47D459" w:themeColor="accent3" w:themeTint="99"/>
+        </w:rPr>
+      </w:pPr>
+      <w:r>
+        <w:rPr>
+          <w:color w:val="47D459" w:themeColor="accent3" w:themeTint="99"/>
+        </w:rPr>
+        <w:t>quiz3_scores columns:</w:t>
+      </w:r>
+    </w:p>
+    <w:p>
+      <w:pPr>
+        <w:pStyle w:val="Compact"/>
+        <w:rPr>
+          <w:color w:val="47D459" w:themeColor="accent3" w:themeTint="99"/>
+        </w:rPr>
+      </w:pPr>
+      <w:r>
+        <w:rPr>
+          <w:color w:val="47D459" w:themeColor="accent3" w:themeTint="99"/>
+        </w:rPr>
+        <w:t>- id — INT, auto-increment, same as above</w:t>
+      </w:r>
+    </w:p>
+    <w:p>
+      <w:pPr>
+        <w:pStyle w:val="Compact"/>
+        <w:rPr>
+          <w:color w:val="47D459" w:themeColor="accent3" w:themeTint="99"/>
+        </w:rPr>
+      </w:pPr>
+      <w:r>
+        <w:rPr>
+          <w:color w:val="47D459" w:themeColor="accent3" w:themeTint="99"/>
+        </w:rPr>
+        <w:t xml:space="preserve">- </w:t>
+      </w:r>
+      <w:proofErr w:type="spellStart"/>
+      <w:r>
+        <w:rPr>
+          <w:color w:val="47D459" w:themeColor="accent3" w:themeTint="99"/>
+        </w:rPr>
+        <w:t>player_name</w:t>
+      </w:r>
+      <w:proofErr w:type="spellEnd"/>
+      <w:r>
+        <w:rPr>
+          <w:color w:val="47D459" w:themeColor="accent3" w:themeTint="99"/>
+        </w:rPr>
+        <w:t xml:space="preserve"> — VARCHAR(100), what they typed into the name field</w:t>
+      </w:r>
+    </w:p>
+    <w:p>
+      <w:pPr>
+        <w:pStyle w:val="Compact"/>
+        <w:rPr>
+          <w:color w:val="47D459" w:themeColor="accent3" w:themeTint="99"/>
+        </w:rPr>
+      </w:pPr>
+      <w:r>
+        <w:rPr>
+          <w:color w:val="47D459" w:themeColor="accent3" w:themeTint="99"/>
+        </w:rPr>
+        <w:t>- score — INT, whole number, how many they got right</w:t>
+      </w:r>
+    </w:p>
+    <w:p>
+      <w:pPr>
+        <w:pStyle w:val="Compact"/>
+        <w:rPr>
+          <w:color w:val="47D459" w:themeColor="accent3" w:themeTint="99"/>
+        </w:rPr>
+      </w:pPr>
+      <w:r>
+        <w:rPr>
+          <w:color w:val="47D459" w:themeColor="accent3" w:themeTint="99"/>
+        </w:rPr>
+        <w:t>- total — INT, how many questions were in that round</w:t>
+      </w:r>
+    </w:p>
+    <w:p>
+      <w:pPr>
+        <w:pStyle w:val="Compact"/>
+        <w:rPr>
+          <w:color w:val="47D459" w:themeColor="accent3" w:themeTint="99"/>
+        </w:rPr>
+      </w:pPr>
+      <w:r>
+        <w:rPr>
+          <w:color w:val="47D459" w:themeColor="accent3" w:themeTint="99"/>
+        </w:rPr>
+        <w:t xml:space="preserve">- </w:t>
+      </w:r>
+      <w:proofErr w:type="spellStart"/>
+      <w:r>
+        <w:rPr>
+          <w:color w:val="47D459" w:themeColor="accent3" w:themeTint="99"/>
+        </w:rPr>
+        <w:t>played_at</w:t>
+      </w:r>
+      <w:proofErr w:type="spellEnd"/>
+      <w:r>
+        <w:rPr>
+          <w:color w:val="47D459" w:themeColor="accent3" w:themeTint="99"/>
+        </w:rPr>
+        <w:t xml:space="preserve"> — TIMESTAMP with DEFAULT CURRENT_TIMESTAMP, MySQL sets this automatically on insert so we never have to pass it from PHP</w:t>
+      </w:r>
+    </w:p>
+    <w:p>
+      <w:pPr>
+        <w:pStyle w:val="Compact"/>
+        <w:rPr>
+          <w:color w:val="47D459" w:themeColor="accent3" w:themeTint="99"/>
+        </w:rPr>
+      </w:pPr>
+    </w:p>
+    <w:p>
+      <w:pPr>
+        <w:pStyle w:val="Compact"/>
+        <w:rPr>
+          <w:color w:val="47D459" w:themeColor="accent3" w:themeTint="99"/>
+        </w:rPr>
+      </w:pPr>
+      <w:r>
+        <w:rPr>
+          <w:color w:val="47D459" w:themeColor="accent3" w:themeTint="99"/>
+        </w:rPr>
+        <w:t>PHP Write Path</w:t>
+      </w:r>
+    </w:p>
+    <w:p>
+      <w:pPr>
+        <w:pStyle w:val="Compact"/>
+        <w:rPr>
+          <w:color w:val="47D459" w:themeColor="accent3" w:themeTint="99"/>
+        </w:rPr>
+      </w:pPr>
+    </w:p>
+    <w:p>
+      <w:pPr>
+        <w:pStyle w:val="Compact"/>
+        <w:rPr>
+          <w:color w:val="47D459" w:themeColor="accent3" w:themeTint="99"/>
+        </w:rPr>
+      </w:pPr>
+      <w:r>
+        <w:rPr>
+          <w:color w:val="47D459" w:themeColor="accent3" w:themeTint="99"/>
+        </w:rPr>
+        <w:t xml:space="preserve">The user finishes the quiz. JavaScript sends a POST request to </w:t>
+      </w:r>
+      <w:proofErr w:type="spellStart"/>
+      <w:r>
+        <w:rPr>
+          <w:color w:val="47D459" w:themeColor="accent3" w:themeTint="99"/>
+        </w:rPr>
+        <w:t>save_score.php</w:t>
+      </w:r>
+      <w:proofErr w:type="spellEnd"/>
+      <w:r>
+        <w:rPr>
+          <w:color w:val="47D459" w:themeColor="accent3" w:themeTint="99"/>
+        </w:rPr>
+        <w:t xml:space="preserve"> with three values: name, score, and total. PHP handles it like this:</w:t>
+      </w:r>
+    </w:p>
+    <w:p>
+      <w:pPr>
+        <w:pStyle w:val="Compact"/>
+        <w:rPr>
+          <w:color w:val="47D459" w:themeColor="accent3" w:themeTint="99"/>
+        </w:rPr>
+      </w:pPr>
+      <w:r>
+        <w:rPr>
+          <w:color w:val="47D459" w:themeColor="accent3" w:themeTint="99"/>
+        </w:rPr>
+        <w:t>$name  = trim($_POST['name']  ?? '');</w:t>
+      </w:r>
+    </w:p>
+    <w:p>
+      <w:pPr>
+        <w:pStyle w:val="Compact"/>
+        <w:rPr>
+          <w:color w:val="47D459" w:themeColor="accent3" w:themeTint="99"/>
+        </w:rPr>
+      </w:pPr>
+      <w:r>
+        <w:rPr>
+          <w:color w:val="47D459" w:themeColor="accent3" w:themeTint="99"/>
+        </w:rPr>
+        <w:t xml:space="preserve">$score = </w:t>
+      </w:r>
+      <w:proofErr w:type="spellStart"/>
+      <w:r>
+        <w:rPr>
+          <w:color w:val="47D459" w:themeColor="accent3" w:themeTint="99"/>
+        </w:rPr>
+        <w:t>intval</w:t>
+      </w:r>
+      <w:proofErr w:type="spellEnd"/>
+      <w:r>
+        <w:rPr>
+          <w:color w:val="47D459" w:themeColor="accent3" w:themeTint="99"/>
+        </w:rPr>
+        <w:t>($_POST['score'] ?? 0);</w:t>
+      </w:r>
+    </w:p>
+    <w:p>
+      <w:pPr>
+        <w:pStyle w:val="Compact"/>
+        <w:rPr>
+          <w:color w:val="47D459" w:themeColor="accent3" w:themeTint="99"/>
+        </w:rPr>
+      </w:pPr>
+      <w:r>
+        <w:rPr>
+          <w:color w:val="47D459" w:themeColor="accent3" w:themeTint="99"/>
+        </w:rPr>
+        <w:t xml:space="preserve">$total = </w:t>
+      </w:r>
+      <w:proofErr w:type="spellStart"/>
+      <w:r>
+        <w:rPr>
+          <w:color w:val="47D459" w:themeColor="accent3" w:themeTint="99"/>
+        </w:rPr>
+        <w:t>intval</w:t>
+      </w:r>
+      <w:proofErr w:type="spellEnd"/>
+      <w:r>
+        <w:rPr>
+          <w:color w:val="47D459" w:themeColor="accent3" w:themeTint="99"/>
+        </w:rPr>
+        <w:t>($_POST['total'] ?? 10);</w:t>
+      </w:r>
+    </w:p>
+    <w:p>
+      <w:pPr>
+        <w:pStyle w:val="Compact"/>
+        <w:rPr>
+          <w:color w:val="47D459" w:themeColor="accent3" w:themeTint="99"/>
+        </w:rPr>
+      </w:pPr>
+      <w:r>
+        <w:rPr>
+          <w:color w:val="47D459" w:themeColor="accent3" w:themeTint="99"/>
+        </w:rPr>
+        <w:t xml:space="preserve">$_POST is PHP's built-in array for reading data sent via a form or AJAX POST. The ?? is a null coalescing operator — if that key doesn't exist in the POST data, use the fallback value on the right instead of throwing an error. trim() strips extra whitespace off the name. </w:t>
+      </w:r>
+      <w:proofErr w:type="spellStart"/>
+      <w:r>
+        <w:rPr>
+          <w:color w:val="47D459" w:themeColor="accent3" w:themeTint="99"/>
+        </w:rPr>
+        <w:t>intval</w:t>
+      </w:r>
+      <w:proofErr w:type="spellEnd"/>
+      <w:r>
+        <w:rPr>
+          <w:color w:val="47D459" w:themeColor="accent3" w:themeTint="99"/>
+        </w:rPr>
+        <w:t>() forces score and total to integers — even if something weird comes through like "8abc", you get 8.</w:t>
+      </w:r>
+    </w:p>
+    <w:p>
+      <w:pPr>
+        <w:pStyle w:val="Compact"/>
+        <w:rPr>
+          <w:color w:val="47D459" w:themeColor="accent3" w:themeTint="99"/>
+        </w:rPr>
+      </w:pPr>
+    </w:p>
+    <w:p>
+      <w:pPr>
+        <w:pStyle w:val="Compact"/>
+        <w:rPr>
+          <w:color w:val="47D459" w:themeColor="accent3" w:themeTint="99"/>
+        </w:rPr>
+      </w:pPr>
+    </w:p>
+    <w:p>
+      <w:pPr>
+        <w:pStyle w:val="Compact"/>
+        <w:rPr>
+          <w:color w:val="47D459" w:themeColor="accent3" w:themeTint="99"/>
+        </w:rPr>
+      </w:pPr>
+      <w:r>
+        <w:rPr>
+          <w:color w:val="47D459" w:themeColor="accent3" w:themeTint="99"/>
+        </w:rPr>
+        <w:t>$</w:t>
+      </w:r>
+      <w:proofErr w:type="spellStart"/>
+      <w:r>
+        <w:rPr>
+          <w:color w:val="47D459" w:themeColor="accent3" w:themeTint="99"/>
+        </w:rPr>
+        <w:t>stmt</w:t>
+      </w:r>
+      <w:proofErr w:type="spellEnd"/>
+      <w:r>
+        <w:rPr>
+          <w:color w:val="47D459" w:themeColor="accent3" w:themeTint="99"/>
+        </w:rPr>
+        <w:t xml:space="preserve"> = $</w:t>
+      </w:r>
+      <w:proofErr w:type="spellStart"/>
+      <w:r>
+        <w:rPr>
+          <w:color w:val="47D459" w:themeColor="accent3" w:themeTint="99"/>
+        </w:rPr>
+        <w:t>db</w:t>
+      </w:r>
+      <w:proofErr w:type="spellEnd"/>
+      <w:r>
+        <w:rPr>
+          <w:color w:val="47D459" w:themeColor="accent3" w:themeTint="99"/>
+        </w:rPr>
+        <w:t>-&gt;prepare('INSERT INTO quiz3_scores (</w:t>
+      </w:r>
+      <w:proofErr w:type="spellStart"/>
+      <w:r>
+        <w:rPr>
+          <w:color w:val="47D459" w:themeColor="accent3" w:themeTint="99"/>
+        </w:rPr>
+        <w:t>player_name</w:t>
+      </w:r>
+      <w:proofErr w:type="spellEnd"/>
+      <w:r>
+        <w:rPr>
+          <w:color w:val="47D459" w:themeColor="accent3" w:themeTint="99"/>
+        </w:rPr>
+        <w:t>, score, total) VALUES (?, ?, ?)');</w:t>
+      </w:r>
+    </w:p>
+    <w:p>
+      <w:pPr>
+        <w:pStyle w:val="Compact"/>
+        <w:rPr>
+          <w:color w:val="47D459" w:themeColor="accent3" w:themeTint="99"/>
+        </w:rPr>
+      </w:pPr>
+      <w:r>
+        <w:rPr>
+          <w:color w:val="47D459" w:themeColor="accent3" w:themeTint="99"/>
+        </w:rPr>
+        <w:t>$</w:t>
+      </w:r>
+      <w:proofErr w:type="spellStart"/>
+      <w:r>
+        <w:rPr>
+          <w:color w:val="47D459" w:themeColor="accent3" w:themeTint="99"/>
+        </w:rPr>
+        <w:t>stmt</w:t>
+      </w:r>
+      <w:proofErr w:type="spellEnd"/>
+      <w:r>
+        <w:rPr>
+          <w:color w:val="47D459" w:themeColor="accent3" w:themeTint="99"/>
+        </w:rPr>
+        <w:t>-&gt;</w:t>
+      </w:r>
+      <w:proofErr w:type="spellStart"/>
+      <w:r>
+        <w:rPr>
+          <w:color w:val="47D459" w:themeColor="accent3" w:themeTint="99"/>
+        </w:rPr>
+        <w:t>bind_param</w:t>
+      </w:r>
+      <w:proofErr w:type="spellEnd"/>
+      <w:r>
+        <w:rPr>
+          <w:color w:val="47D459" w:themeColor="accent3" w:themeTint="99"/>
+        </w:rPr>
+        <w:t>('</w:t>
+      </w:r>
+      <w:proofErr w:type="spellStart"/>
+      <w:r>
+        <w:rPr>
+          <w:color w:val="47D459" w:themeColor="accent3" w:themeTint="99"/>
+        </w:rPr>
+        <w:t>sii</w:t>
+      </w:r>
+      <w:proofErr w:type="spellEnd"/>
+      <w:r>
+        <w:rPr>
+          <w:color w:val="47D459" w:themeColor="accent3" w:themeTint="99"/>
+        </w:rPr>
+        <w:t>', $name, $score, $total);</w:t>
+      </w:r>
+    </w:p>
+    <w:p>
+      <w:pPr>
+        <w:pStyle w:val="Compact"/>
+        <w:rPr>
+          <w:color w:val="47D459" w:themeColor="accent3" w:themeTint="99"/>
+        </w:rPr>
+      </w:pPr>
+      <w:r>
+        <w:rPr>
+          <w:color w:val="47D459" w:themeColor="accent3" w:themeTint="99"/>
+        </w:rPr>
+        <w:t>$</w:t>
+      </w:r>
+      <w:proofErr w:type="spellStart"/>
+      <w:r>
+        <w:rPr>
+          <w:color w:val="47D459" w:themeColor="accent3" w:themeTint="99"/>
+        </w:rPr>
+        <w:t>stmt</w:t>
+      </w:r>
+      <w:proofErr w:type="spellEnd"/>
+      <w:r>
+        <w:rPr>
+          <w:color w:val="47D459" w:themeColor="accent3" w:themeTint="99"/>
+        </w:rPr>
+        <w:t>-&gt;execute();</w:t>
+      </w:r>
+    </w:p>
+    <w:p>
+      <w:pPr>
+        <w:pStyle w:val="Compact"/>
+        <w:rPr>
+          <w:color w:val="47D459" w:themeColor="accent3" w:themeTint="99"/>
+        </w:rPr>
+      </w:pPr>
+      <w:r>
+        <w:rPr>
+          <w:color w:val="47D459" w:themeColor="accent3" w:themeTint="99"/>
+        </w:rPr>
+        <w:t xml:space="preserve">prepare() sends the query to MySQL with ? as placeholders — the query structure is finalized before any user data touches it. </w:t>
+      </w:r>
+      <w:proofErr w:type="spellStart"/>
+      <w:r>
+        <w:rPr>
+          <w:color w:val="47D459" w:themeColor="accent3" w:themeTint="99"/>
+        </w:rPr>
+        <w:t>bind_param</w:t>
+      </w:r>
+      <w:proofErr w:type="spellEnd"/>
+      <w:r>
+        <w:rPr>
+          <w:color w:val="47D459" w:themeColor="accent3" w:themeTint="99"/>
+        </w:rPr>
+        <w:t>() fills the placeholders in order: 's' tells MySQL the first value is a string, '</w:t>
+      </w:r>
+      <w:proofErr w:type="spellStart"/>
+      <w:r>
+        <w:rPr>
+          <w:color w:val="47D459" w:themeColor="accent3" w:themeTint="99"/>
+        </w:rPr>
+        <w:t>i</w:t>
+      </w:r>
+      <w:proofErr w:type="spellEnd"/>
+      <w:r>
+        <w:rPr>
+          <w:color w:val="47D459" w:themeColor="accent3" w:themeTint="99"/>
+        </w:rPr>
+        <w:t>' tells it the next two are integers. MySQL receives the values as typed data, not raw text it has to parse, so there's no way for user input to break out and run extra SQL commands. execute() fires the query and the row is written.</w:t>
+      </w:r>
+    </w:p>
+    <w:p>
+      <w:pPr>
+        <w:pStyle w:val="Compact"/>
+        <w:rPr>
+          <w:color w:val="47D459" w:themeColor="accent3" w:themeTint="99"/>
+        </w:rPr>
+      </w:pPr>
+    </w:p>
+    <w:p>
+      <w:pPr>
+        <w:pStyle w:val="Compact"/>
+        <w:rPr>
+          <w:color w:val="47D459" w:themeColor="accent3" w:themeTint="99"/>
+        </w:rPr>
+      </w:pPr>
+      <w:r>
+        <w:rPr>
+          <w:color w:val="47D459" w:themeColor="accent3" w:themeTint="99"/>
+        </w:rPr>
+        <w:t>PHP Read Path</w:t>
+      </w:r>
+    </w:p>
+    <w:p>
+      <w:pPr>
+        <w:pStyle w:val="Compact"/>
+        <w:rPr>
+          <w:color w:val="47D459" w:themeColor="accent3" w:themeTint="99"/>
+        </w:rPr>
+      </w:pPr>
+    </w:p>
+    <w:p>
+      <w:pPr>
+        <w:pStyle w:val="Compact"/>
+        <w:rPr>
+          <w:color w:val="47D459" w:themeColor="accent3" w:themeTint="99"/>
+        </w:rPr>
+      </w:pPr>
+      <w:r>
+        <w:rPr>
+          <w:color w:val="47D459" w:themeColor="accent3" w:themeTint="99"/>
+        </w:rPr>
+        <w:t>Right after the INSERT, the same file runs a SELECT to get the leaderboard:</w:t>
+      </w:r>
+    </w:p>
+    <w:p>
+      <w:pPr>
+        <w:pStyle w:val="Compact"/>
+        <w:rPr>
+          <w:color w:val="47D459" w:themeColor="accent3" w:themeTint="99"/>
+        </w:rPr>
+      </w:pPr>
+    </w:p>
+    <w:p>
+      <w:pPr>
+        <w:pStyle w:val="Compact"/>
+        <w:rPr>
+          <w:color w:val="47D459" w:themeColor="accent3" w:themeTint="99"/>
+        </w:rPr>
+      </w:pPr>
+      <w:r>
+        <w:rPr>
+          <w:color w:val="47D459" w:themeColor="accent3" w:themeTint="99"/>
+        </w:rPr>
+        <w:lastRenderedPageBreak/>
+        <w:t>$result = $</w:t>
+      </w:r>
+      <w:proofErr w:type="spellStart"/>
+      <w:r>
+        <w:rPr>
+          <w:color w:val="47D459" w:themeColor="accent3" w:themeTint="99"/>
+        </w:rPr>
+        <w:t>db</w:t>
+      </w:r>
+      <w:proofErr w:type="spellEnd"/>
+      <w:r>
+        <w:rPr>
+          <w:color w:val="47D459" w:themeColor="accent3" w:themeTint="99"/>
+        </w:rPr>
+        <w:t xml:space="preserve">-&gt;query('SELECT </w:t>
+      </w:r>
+      <w:proofErr w:type="spellStart"/>
+      <w:r>
+        <w:rPr>
+          <w:color w:val="47D459" w:themeColor="accent3" w:themeTint="99"/>
+        </w:rPr>
+        <w:t>player_name</w:t>
+      </w:r>
+      <w:proofErr w:type="spellEnd"/>
+      <w:r>
+        <w:rPr>
+          <w:color w:val="47D459" w:themeColor="accent3" w:themeTint="99"/>
+        </w:rPr>
+        <w:t xml:space="preserve">, score, total FROM quiz3_scores ORDER BY score DESC, </w:t>
+      </w:r>
+      <w:proofErr w:type="spellStart"/>
+      <w:r>
+        <w:rPr>
+          <w:color w:val="47D459" w:themeColor="accent3" w:themeTint="99"/>
+        </w:rPr>
+        <w:t>played_at</w:t>
+      </w:r>
+      <w:proofErr w:type="spellEnd"/>
+      <w:r>
+        <w:rPr>
+          <w:color w:val="47D459" w:themeColor="accent3" w:themeTint="99"/>
+        </w:rPr>
+        <w:t xml:space="preserve"> ASC LIMIT 10');</w:t>
+      </w:r>
+    </w:p>
+    <w:p>
+      <w:pPr>
+        <w:pStyle w:val="Compact"/>
+        <w:rPr>
+          <w:color w:val="47D459" w:themeColor="accent3" w:themeTint="99"/>
+        </w:rPr>
+      </w:pPr>
+    </w:p>
+    <w:p>
+      <w:pPr>
+        <w:pStyle w:val="Compact"/>
+        <w:rPr>
+          <w:color w:val="47D459" w:themeColor="accent3" w:themeTint="99"/>
+        </w:rPr>
+      </w:pPr>
+      <w:r>
+        <w:rPr>
+          <w:color w:val="47D459" w:themeColor="accent3" w:themeTint="99"/>
+        </w:rPr>
+        <w:t>$leaderboard = [];</w:t>
+      </w:r>
+    </w:p>
+    <w:p>
+      <w:pPr>
+        <w:pStyle w:val="Compact"/>
+        <w:rPr>
+          <w:color w:val="47D459" w:themeColor="accent3" w:themeTint="99"/>
+        </w:rPr>
+      </w:pPr>
+      <w:r>
+        <w:rPr>
+          <w:color w:val="47D459" w:themeColor="accent3" w:themeTint="99"/>
+        </w:rPr>
+        <w:t>while ($row = $result-&gt;</w:t>
+      </w:r>
+      <w:proofErr w:type="spellStart"/>
+      <w:r>
+        <w:rPr>
+          <w:color w:val="47D459" w:themeColor="accent3" w:themeTint="99"/>
+        </w:rPr>
+        <w:t>fetch_assoc</w:t>
+      </w:r>
+      <w:proofErr w:type="spellEnd"/>
+      <w:r>
+        <w:rPr>
+          <w:color w:val="47D459" w:themeColor="accent3" w:themeTint="99"/>
+        </w:rPr>
+        <w:t>()) {</w:t>
+      </w:r>
+    </w:p>
+    <w:p>
+      <w:pPr>
+        <w:pStyle w:val="Compact"/>
+        <w:rPr>
+          <w:color w:val="47D459" w:themeColor="accent3" w:themeTint="99"/>
+        </w:rPr>
+      </w:pPr>
+      <w:r>
+        <w:rPr>
+          <w:color w:val="47D459" w:themeColor="accent3" w:themeTint="99"/>
+        </w:rPr>
+        <w:t xml:space="preserve">    $leaderboard[] = $row;</w:t>
+      </w:r>
+    </w:p>
+    <w:p>
+      <w:pPr>
+        <w:pStyle w:val="Compact"/>
+        <w:rPr>
+          <w:color w:val="47D459" w:themeColor="accent3" w:themeTint="99"/>
+        </w:rPr>
+      </w:pPr>
+      <w:r>
+        <w:rPr>
+          <w:color w:val="47D459" w:themeColor="accent3" w:themeTint="99"/>
+        </w:rPr>
+        <w:t>}</w:t>
+      </w:r>
+    </w:p>
+    <w:p>
+      <w:pPr>
+        <w:pStyle w:val="Compact"/>
+        <w:rPr>
+          <w:color w:val="47D459" w:themeColor="accent3" w:themeTint="99"/>
+        </w:rPr>
+      </w:pPr>
+    </w:p>
+    <w:p>
+      <w:pPr>
+        <w:pStyle w:val="Compact"/>
+        <w:rPr>
+          <w:color w:val="47D459" w:themeColor="accent3" w:themeTint="99"/>
+        </w:rPr>
+      </w:pPr>
+      <w:r>
+        <w:rPr>
+          <w:color w:val="47D459" w:themeColor="accent3" w:themeTint="99"/>
+        </w:rPr>
+        <w:t xml:space="preserve">echo </w:t>
+      </w:r>
+      <w:proofErr w:type="spellStart"/>
+      <w:r>
+        <w:rPr>
+          <w:color w:val="47D459" w:themeColor="accent3" w:themeTint="99"/>
+        </w:rPr>
+        <w:t>json_encode</w:t>
+      </w:r>
+      <w:proofErr w:type="spellEnd"/>
+      <w:r>
+        <w:rPr>
+          <w:color w:val="47D459" w:themeColor="accent3" w:themeTint="99"/>
+        </w:rPr>
+        <w:t>(['success' =&gt; true, 'leaderboard' =&gt; $leaderboard]);</w:t>
+      </w:r>
+    </w:p>
+    <w:p>
+      <w:pPr>
+        <w:pStyle w:val="Compact"/>
+        <w:rPr>
+          <w:color w:val="47D459" w:themeColor="accent3" w:themeTint="99"/>
+        </w:rPr>
+      </w:pPr>
+    </w:p>
+    <w:p>
+      <w:pPr>
+        <w:pStyle w:val="Compact"/>
+        <w:rPr>
+          <w:color w:val="47D459" w:themeColor="accent3" w:themeTint="99"/>
+        </w:rPr>
+      </w:pPr>
+      <w:r>
+        <w:rPr>
+          <w:color w:val="47D459" w:themeColor="accent3" w:themeTint="99"/>
+        </w:rPr>
+        <w:t>$</w:t>
+      </w:r>
+      <w:proofErr w:type="spellStart"/>
+      <w:r>
+        <w:rPr>
+          <w:color w:val="47D459" w:themeColor="accent3" w:themeTint="99"/>
+        </w:rPr>
+        <w:t>db</w:t>
+      </w:r>
+      <w:proofErr w:type="spellEnd"/>
+      <w:r>
+        <w:rPr>
+          <w:color w:val="47D459" w:themeColor="accent3" w:themeTint="99"/>
+        </w:rPr>
+        <w:t xml:space="preserve">-&gt;query() runs the SELECT straight — no prepared statement needed because there's zero user input in this query. It returns a result object. </w:t>
+      </w:r>
+      <w:proofErr w:type="spellStart"/>
+      <w:r>
+        <w:rPr>
+          <w:color w:val="47D459" w:themeColor="accent3" w:themeTint="99"/>
+        </w:rPr>
+        <w:t>fetch_assoc</w:t>
+      </w:r>
+      <w:proofErr w:type="spellEnd"/>
+      <w:r>
+        <w:rPr>
+          <w:color w:val="47D459" w:themeColor="accent3" w:themeTint="99"/>
+        </w:rPr>
+        <w:t>() pulls one row at a time as an associative array, so $row['</w:t>
+      </w:r>
+      <w:proofErr w:type="spellStart"/>
+      <w:r>
+        <w:rPr>
+          <w:color w:val="47D459" w:themeColor="accent3" w:themeTint="99"/>
+        </w:rPr>
+        <w:t>player_name</w:t>
+      </w:r>
+      <w:proofErr w:type="spellEnd"/>
+      <w:r>
+        <w:rPr>
+          <w:color w:val="47D459" w:themeColor="accent3" w:themeTint="99"/>
+        </w:rPr>
+        <w:t xml:space="preserve">'] gives you the name, $row['score'] gives you the score, etc. The while loop keeps going until there are no rows left, pushing each one into $leaderboard. </w:t>
+      </w:r>
+      <w:proofErr w:type="spellStart"/>
+      <w:r>
+        <w:rPr>
+          <w:color w:val="47D459" w:themeColor="accent3" w:themeTint="99"/>
+        </w:rPr>
+        <w:t>json_encode</w:t>
+      </w:r>
+      <w:proofErr w:type="spellEnd"/>
+      <w:r>
+        <w:rPr>
+          <w:color w:val="47D459" w:themeColor="accent3" w:themeTint="99"/>
+        </w:rPr>
+        <w:t>() converts that PHP array into a JSON string — {"</w:t>
+      </w:r>
+      <w:proofErr w:type="spellStart"/>
+      <w:r>
+        <w:rPr>
+          <w:color w:val="47D459" w:themeColor="accent3" w:themeTint="99"/>
+        </w:rPr>
+        <w:t>success":true,"leaderboard</w:t>
+      </w:r>
+      <w:proofErr w:type="spellEnd"/>
+      <w:r>
+        <w:rPr>
+          <w:color w:val="47D459" w:themeColor="accent3" w:themeTint="99"/>
+        </w:rPr>
+        <w:t>":[...]} — which gets sent back as the HTTP response for JavaScript to read.</w:t>
+      </w:r>
+    </w:p>
+    <w:p>
+      <w:pPr>
+        <w:pStyle w:val="Compact"/>
+        <w:rPr>
+          <w:color w:val="47D459" w:themeColor="accent3" w:themeTint="99"/>
+        </w:rPr>
+      </w:pPr>
+    </w:p>
+    <w:p>
+      <w:pPr>
+        <w:pStyle w:val="Compact"/>
+        <w:rPr>
+          <w:color w:val="47D459" w:themeColor="accent3" w:themeTint="99"/>
+        </w:rPr>
+      </w:pPr>
+    </w:p>
+    <w:p>
+      <w:pPr>
+        <w:pStyle w:val="Compact"/>
+        <w:rPr>
+          <w:color w:val="47D459" w:themeColor="accent3" w:themeTint="99"/>
+        </w:rPr>
+      </w:pPr>
+      <w:r>
+        <w:rPr>
+          <w:color w:val="47D459" w:themeColor="accent3" w:themeTint="99"/>
+        </w:rPr>
+        <w:t>Client-Side JavaScript</w:t>
+      </w:r>
+    </w:p>
+    <w:p>
+      <w:pPr>
+        <w:pStyle w:val="Compact"/>
+        <w:rPr>
+          <w:color w:val="47D459" w:themeColor="accent3" w:themeTint="99"/>
+        </w:rPr>
+      </w:pPr>
+    </w:p>
+    <w:p>
+      <w:pPr>
+        <w:pStyle w:val="Compact"/>
+        <w:rPr>
+          <w:color w:val="47D459" w:themeColor="accent3" w:themeTint="99"/>
+        </w:rPr>
+      </w:pPr>
+      <w:r>
+        <w:rPr>
+          <w:color w:val="47D459" w:themeColor="accent3" w:themeTint="99"/>
+        </w:rPr>
+        <w:t>Everything lives inside $(document).ready() so jQuery waits for the full page to load before attaching anything.</w:t>
+      </w:r>
+    </w:p>
+    <w:p>
+      <w:pPr>
+        <w:pStyle w:val="Compact"/>
+        <w:rPr>
+          <w:color w:val="47D459" w:themeColor="accent3" w:themeTint="99"/>
+        </w:rPr>
+      </w:pPr>
+    </w:p>
+    <w:p>
+      <w:pPr>
+        <w:pStyle w:val="Compact"/>
+        <w:rPr>
+          <w:color w:val="47D459" w:themeColor="accent3" w:themeTint="99"/>
+        </w:rPr>
+      </w:pPr>
+      <w:r>
+        <w:rPr>
+          <w:color w:val="47D459" w:themeColor="accent3" w:themeTint="99"/>
+        </w:rPr>
+        <w:t xml:space="preserve">Start form: When submitted, </w:t>
+      </w:r>
+      <w:proofErr w:type="spellStart"/>
+      <w:r>
+        <w:rPr>
+          <w:color w:val="47D459" w:themeColor="accent3" w:themeTint="99"/>
+        </w:rPr>
+        <w:t>e.preventDefault</w:t>
+      </w:r>
+      <w:proofErr w:type="spellEnd"/>
+      <w:r>
+        <w:rPr>
+          <w:color w:val="47D459" w:themeColor="accent3" w:themeTint="99"/>
+        </w:rPr>
+        <w:t>() stops the default page reload. $.</w:t>
+      </w:r>
+      <w:proofErr w:type="spellStart"/>
+      <w:r>
+        <w:rPr>
+          <w:color w:val="47D459" w:themeColor="accent3" w:themeTint="99"/>
+        </w:rPr>
+        <w:t>getJSON</w:t>
+      </w:r>
+      <w:proofErr w:type="spellEnd"/>
+      <w:r>
+        <w:rPr>
+          <w:color w:val="47D459" w:themeColor="accent3" w:themeTint="99"/>
+        </w:rPr>
+        <w:t xml:space="preserve"> </w:t>
+      </w:r>
+      <w:r>
+        <w:rPr>
+          <w:color w:val="47D459" w:themeColor="accent3" w:themeTint="99"/>
+        </w:rPr>
+        <w:t>calls</w:t>
+      </w:r>
+      <w:r>
+        <w:rPr>
+          <w:color w:val="47D459" w:themeColor="accent3" w:themeTint="99"/>
+        </w:rPr>
+        <w:t xml:space="preserve"> </w:t>
+      </w:r>
+      <w:proofErr w:type="spellStart"/>
+      <w:r>
+        <w:rPr>
+          <w:color w:val="47D459" w:themeColor="accent3" w:themeTint="99"/>
+        </w:rPr>
+        <w:t>get_questions.php</w:t>
+      </w:r>
+      <w:proofErr w:type="spellEnd"/>
+      <w:r>
+        <w:rPr>
+          <w:color w:val="47D459" w:themeColor="accent3" w:themeTint="99"/>
+        </w:rPr>
+        <w:t>, which returns 10 random questions as a JSON array. PHP does the database work — JavaScript receives the result and stores it in a questions array.</w:t>
+      </w:r>
+    </w:p>
+    <w:p>
+      <w:pPr>
+        <w:pStyle w:val="Compact"/>
+        <w:rPr>
+          <w:color w:val="47D459" w:themeColor="accent3" w:themeTint="99"/>
+        </w:rPr>
+      </w:pPr>
+    </w:p>
+    <w:p>
+      <w:pPr>
+        <w:pStyle w:val="Compact"/>
+        <w:rPr>
+          <w:color w:val="47D459" w:themeColor="accent3" w:themeTint="99"/>
+        </w:rPr>
+      </w:pPr>
+      <w:r>
+        <w:rPr>
+          <w:color w:val="47D459" w:themeColor="accent3" w:themeTint="99"/>
+        </w:rPr>
+        <w:t>Rendering questions: The four answer options get shuffled each time using a Fisher-Yates shuffle</w:t>
+      </w:r>
+      <w:r>
+        <w:rPr>
+          <w:color w:val="47D459" w:themeColor="accent3" w:themeTint="99"/>
+        </w:rPr>
+        <w:t>,</w:t>
+      </w:r>
+      <w:r>
+        <w:rPr>
+          <w:color w:val="47D459" w:themeColor="accent3" w:themeTint="99"/>
+        </w:rPr>
+        <w:t xml:space="preserve"> so the correct answer isn't always in the same position. Each button element gets a .data('correct') value </w:t>
+      </w:r>
+      <w:r>
+        <w:rPr>
+          <w:color w:val="47D459" w:themeColor="accent3" w:themeTint="99"/>
+        </w:rPr>
+        <w:t>-</w:t>
+      </w:r>
+      <w:r>
+        <w:rPr>
+          <w:color w:val="47D459" w:themeColor="accent3" w:themeTint="99"/>
+        </w:rPr>
+        <w:t xml:space="preserve"> true or false </w:t>
+      </w:r>
+      <w:r>
+        <w:rPr>
+          <w:color w:val="47D459" w:themeColor="accent3" w:themeTint="99"/>
+        </w:rPr>
+        <w:t>-</w:t>
+      </w:r>
+      <w:r>
+        <w:rPr>
+          <w:color w:val="47D459" w:themeColor="accent3" w:themeTint="99"/>
+        </w:rPr>
+        <w:t xml:space="preserve"> stored on the element itself. When clicked, </w:t>
+      </w:r>
+      <w:proofErr w:type="spellStart"/>
+      <w:r>
+        <w:rPr>
+          <w:color w:val="47D459" w:themeColor="accent3" w:themeTint="99"/>
+        </w:rPr>
+        <w:t>handleAnswer</w:t>
+      </w:r>
+      <w:proofErr w:type="spellEnd"/>
+      <w:r>
+        <w:rPr>
+          <w:color w:val="47D459" w:themeColor="accent3" w:themeTint="99"/>
+        </w:rPr>
+        <w:t xml:space="preserve">() reads that value to decide whether to add the 'correct' or 'wrong' CSS class. A </w:t>
+      </w:r>
+      <w:proofErr w:type="spellStart"/>
+      <w:r>
+        <w:rPr>
+          <w:color w:val="47D459" w:themeColor="accent3" w:themeTint="99"/>
+        </w:rPr>
+        <w:t>setTimeout</w:t>
+      </w:r>
+      <w:proofErr w:type="spellEnd"/>
+      <w:r>
+        <w:rPr>
+          <w:color w:val="47D459" w:themeColor="accent3" w:themeTint="99"/>
+        </w:rPr>
+        <w:t xml:space="preserve"> of 1200 milliseconds then auto-advances to the next question.</w:t>
+      </w:r>
+    </w:p>
+    <w:p>
+      <w:pPr>
+        <w:pStyle w:val="Compact"/>
+        <w:rPr>
+          <w:color w:val="47D459" w:themeColor="accent3" w:themeTint="99"/>
+        </w:rPr>
+      </w:pPr>
+    </w:p>
+    <w:p>
+      <w:pPr>
+        <w:pStyle w:val="Compact"/>
+        <w:rPr>
+          <w:color w:val="47D459" w:themeColor="accent3" w:themeTint="99"/>
+        </w:rPr>
+      </w:pPr>
+      <w:r>
+        <w:rPr>
+          <w:color w:val="47D459" w:themeColor="accent3" w:themeTint="99"/>
+        </w:rPr>
+        <w:t xml:space="preserve">Saving the score: When the last question is answered, $.post sends the player's name and score to </w:t>
+      </w:r>
+      <w:proofErr w:type="spellStart"/>
+      <w:r>
+        <w:rPr>
+          <w:color w:val="47D459" w:themeColor="accent3" w:themeTint="99"/>
+        </w:rPr>
+        <w:t>save_score.php</w:t>
+      </w:r>
+      <w:proofErr w:type="spellEnd"/>
+      <w:r>
+        <w:rPr>
+          <w:color w:val="47D459" w:themeColor="accent3" w:themeTint="99"/>
+        </w:rPr>
+        <w:t>. The callback receives the JSON response</w:t>
+      </w:r>
+      <w:r>
+        <w:rPr>
+          <w:color w:val="47D459" w:themeColor="accent3" w:themeTint="99"/>
+        </w:rPr>
+        <w:t>,</w:t>
+      </w:r>
+      <w:r>
+        <w:rPr>
+          <w:color w:val="47D459" w:themeColor="accent3" w:themeTint="99"/>
+        </w:rPr>
+        <w:t xml:space="preserve"> including the updated leaderboard array</w:t>
+      </w:r>
+      <w:r>
+        <w:rPr>
+          <w:color w:val="47D459" w:themeColor="accent3" w:themeTint="99"/>
+        </w:rPr>
+        <w:t>,</w:t>
+      </w:r>
+      <w:r>
+        <w:rPr>
+          <w:color w:val="47D459" w:themeColor="accent3" w:themeTint="99"/>
+        </w:rPr>
+        <w:t xml:space="preserve"> and loops through it to build table rows. Player names go through $('&lt;div&gt;').text(</w:t>
+      </w:r>
+      <w:proofErr w:type="spellStart"/>
+      <w:r>
+        <w:rPr>
+          <w:color w:val="47D459" w:themeColor="accent3" w:themeTint="99"/>
+        </w:rPr>
+        <w:t>row.player_name</w:t>
+      </w:r>
+      <w:proofErr w:type="spellEnd"/>
+      <w:r>
+        <w:rPr>
+          <w:color w:val="47D459" w:themeColor="accent3" w:themeTint="99"/>
+        </w:rPr>
+        <w:t>).html() before being inserted into the DOM. This converts any HTML characters to their escaped versions, so a name like &lt;script&gt;alert('x')&lt;/script&gt; shows up as visible text on screen instead of executing as code.</w:t>
+      </w:r>
+    </w:p>
+    <w:p>
+      <w:pPr>
+        <w:pStyle w:val="Compact"/>
+      </w:pPr>
+    </w:p>
+    <w:p>
+      <w:pPr>
         <w:pStyle w:val="FirstParagraph"/>
       </w:pPr>
       <w:r>
+        <w:lastRenderedPageBreak/>
         <w:t>If you cannot explain a line of code in your own words, it shouldn’t be in your submission.</w:t>
       </w:r>
     </w:p>
@@ -2061,35 +4551,7 @@
         <w:rPr>
           <w:rStyle w:val="VerbatimChar"/>
         </w:rPr>
-        <w:t>"INSERT INTO ... VALUES ('</w:t>
-      </w:r>
-      <w:proofErr w:type="gramStart"/>
-      <w:r>
-        <w:rPr>
-          <w:rStyle w:val="VerbatimChar"/>
-        </w:rPr>
-        <w:t>" .</w:t>
-      </w:r>
-      <w:proofErr w:type="gramEnd"/>
-      <w:r>
-        <w:rPr>
-          <w:rStyle w:val="VerbatimChar"/>
-        </w:rPr>
-        <w:t xml:space="preserve"> $_POST['name'</w:t>
-      </w:r>
-      <w:proofErr w:type="gramStart"/>
-      <w:r>
-        <w:rPr>
-          <w:rStyle w:val="VerbatimChar"/>
-        </w:rPr>
-        <w:t>] .</w:t>
-      </w:r>
-      <w:proofErr w:type="gramEnd"/>
-      <w:r>
-        <w:rPr>
-          <w:rStyle w:val="VerbatimChar"/>
-        </w:rPr>
-        <w:t xml:space="preserve"> "')"</w:t>
+        <w:t>"INSERT INTO ... VALUES ('" . $_POST['name'] . "')"</w:t>
       </w:r>
       <w:r>
         <w:t>)</w:t>
@@ -2182,7 +4644,6 @@
         <w:t xml:space="preserve"> Remove your </w:t>
       </w:r>
       <w:proofErr w:type="spellStart"/>
-      <w:proofErr w:type="gramStart"/>
       <w:r>
         <w:rPr>
           <w:rStyle w:val="VerbatimChar"/>
@@ -2194,37 +4655,16 @@
         <w:rPr>
           <w:rStyle w:val="VerbatimChar"/>
         </w:rPr>
-        <w:t>(</w:t>
-      </w:r>
-      <w:proofErr w:type="gramEnd"/>
+        <w:t>()</w:t>
+      </w:r>
+      <w:r>
+        <w:t xml:space="preserve"> output escaping (or add raw output if you don’t have it). Show what a </w:t>
+      </w:r>
       <w:r>
         <w:rPr>
           <w:rStyle w:val="VerbatimChar"/>
         </w:rPr>
-        <w:t>)</w:t>
-      </w:r>
-      <w:r>
-        <w:t xml:space="preserve"> output escaping (or add raw output if you don’t have it). Show what a </w:t>
-      </w:r>
-      <w:r>
-        <w:rPr>
-          <w:rStyle w:val="VerbatimChar"/>
-        </w:rPr>
-        <w:t>&lt;script&gt;alert('hacked</w:t>
-      </w:r>
-      <w:proofErr w:type="gramStart"/>
-      <w:r>
-        <w:rPr>
-          <w:rStyle w:val="VerbatimChar"/>
-        </w:rPr>
-        <w:t>')&lt;</w:t>
-      </w:r>
-      <w:proofErr w:type="gramEnd"/>
-      <w:r>
-        <w:rPr>
-          <w:rStyle w:val="VerbatimChar"/>
-        </w:rPr>
-        <w:t>/script&gt;</w:t>
+        <w:t>&lt;script&gt;alert('hacked')&lt;/script&gt;</w:t>
       </w:r>
       <w:r>
         <w:t xml:space="preserve"> input would do. Explain the fix.</w:t>
@@ -2289,28 +4729,14 @@
         <w:rPr>
           <w:rStyle w:val="VerbatimChar"/>
         </w:rPr>
-        <w:t>mysqli_</w:t>
-      </w:r>
-      <w:proofErr w:type="gramStart"/>
+        <w:t>mysqli_error</w:t>
+      </w:r>
+      <w:proofErr w:type="spellEnd"/>
       <w:r>
         <w:rPr>
           <w:rStyle w:val="VerbatimChar"/>
         </w:rPr>
-        <w:t>error</w:t>
-      </w:r>
-      <w:proofErr w:type="spellEnd"/>
-      <w:r>
-        <w:rPr>
-          <w:rStyle w:val="VerbatimChar"/>
-        </w:rPr>
-        <w:t>(</w:t>
-      </w:r>
-      <w:proofErr w:type="gramEnd"/>
-      <w:r>
-        <w:rPr>
-          <w:rStyle w:val="VerbatimChar"/>
-        </w:rPr>
-        <w:t>)</w:t>
+        <w:t>()</w:t>
       </w:r>
       <w:r>
         <w:t xml:space="preserve"> output). What could an attacker learn? Explain the fix.</w:t>
@@ -2339,23 +4765,7 @@
         <w:pStyle w:val="FirstParagraph"/>
       </w:pPr>
       <w:r>
-        <w:t xml:space="preserve">This section asks you to look back </w:t>
-      </w:r>
-      <w:proofErr w:type="gramStart"/>
-      <w:r>
-        <w:t>across</w:t>
-      </w:r>
-      <w:proofErr w:type="gramEnd"/>
-      <w:r>
-        <w:t xml:space="preserve"> the entire semester and </w:t>
-      </w:r>
-      <w:proofErr w:type="gramStart"/>
-      <w:r>
-        <w:t>connect</w:t>
-      </w:r>
-      <w:proofErr w:type="gramEnd"/>
-      <w:r>
-        <w:t xml:space="preserve"> what you’ve learned.</w:t>
+        <w:t>This section asks you to look back across the entire semester and connect what you’ve learned.</w:t>
       </w:r>
     </w:p>
     <w:p>
@@ -2378,7 +4788,6 @@
         <w:pStyle w:val="BodyText"/>
       </w:pPr>
       <w:r>
-        <w:lastRenderedPageBreak/>
         <w:t xml:space="preserve">Map your learning journey through the </w:t>
       </w:r>
       <w:r>
@@ -2399,10 +4808,10 @@
         <w:tblLook w:val="0020" w:firstRow="1" w:lastRow="0" w:firstColumn="0" w:lastColumn="0" w:noHBand="0" w:noVBand="0"/>
       </w:tblPr>
       <w:tblGrid>
-        <w:gridCol w:w="1861"/>
-        <w:gridCol w:w="1504"/>
-        <w:gridCol w:w="724"/>
-        <w:gridCol w:w="5487"/>
+        <w:gridCol w:w="1858"/>
+        <w:gridCol w:w="1502"/>
+        <w:gridCol w:w="596"/>
+        <w:gridCol w:w="5620"/>
       </w:tblGrid>
       <w:tr>
         <w:trPr>
@@ -2472,6 +4881,7 @@
               <w:pStyle w:val="Compact"/>
             </w:pPr>
             <w:r>
+              <w:lastRenderedPageBreak/>
               <w:t>Infrastructure</w:t>
             </w:r>
           </w:p>
@@ -2483,9 +4893,15 @@
           <w:p>
             <w:pPr>
               <w:pStyle w:val="Compact"/>
+              <w:rPr>
+                <w:color w:val="47D459" w:themeColor="accent3" w:themeTint="99"/>
+              </w:rPr>
             </w:pPr>
             <w:r>
-              <w:t>???</w:t>
+              <w:rPr>
+                <w:color w:val="47D459" w:themeColor="accent3" w:themeTint="99"/>
+              </w:rPr>
+              <w:t>VM</w:t>
             </w:r>
           </w:p>
         </w:tc>
@@ -2496,7 +4912,16 @@
           <w:p>
             <w:pPr>
               <w:pStyle w:val="Compact"/>
+              <w:rPr>
+                <w:color w:val="47D459" w:themeColor="accent3" w:themeTint="99"/>
+              </w:rPr>
             </w:pPr>
+            <w:r>
+              <w:rPr>
+                <w:color w:val="47D459" w:themeColor="accent3" w:themeTint="99"/>
+              </w:rPr>
+              <w:t>1</w:t>
+            </w:r>
           </w:p>
         </w:tc>
         <w:tc>
@@ -2506,9 +4931,15 @@
           <w:p>
             <w:pPr>
               <w:pStyle w:val="Compact"/>
+              <w:rPr>
+                <w:color w:val="47D459" w:themeColor="accent3" w:themeTint="99"/>
+              </w:rPr>
             </w:pPr>
             <w:r>
-              <w:t>???</w:t>
+              <w:rPr>
+                <w:color w:val="47D459" w:themeColor="accent3" w:themeTint="99"/>
+              </w:rPr>
+              <w:t>Provides the structure for everything else to be built locally</w:t>
             </w:r>
           </w:p>
         </w:tc>
@@ -2534,8 +4965,14 @@
           <w:p>
             <w:pPr>
               <w:pStyle w:val="Compact"/>
+              <w:rPr>
+                <w:color w:val="47D459" w:themeColor="accent3" w:themeTint="99"/>
+              </w:rPr>
             </w:pPr>
             <w:r>
+              <w:rPr>
+                <w:color w:val="47D459" w:themeColor="accent3" w:themeTint="99"/>
+              </w:rPr>
               <w:t>azure</w:t>
             </w:r>
           </w:p>
@@ -2547,8 +4984,14 @@
           <w:p>
             <w:pPr>
               <w:pStyle w:val="Compact"/>
+              <w:rPr>
+                <w:color w:val="47D459" w:themeColor="accent3" w:themeTint="99"/>
+              </w:rPr>
             </w:pPr>
             <w:r>
+              <w:rPr>
+                <w:color w:val="47D459" w:themeColor="accent3" w:themeTint="99"/>
+              </w:rPr>
               <w:t>1-2</w:t>
             </w:r>
           </w:p>
@@ -2560,9 +5003,29 @@
           <w:p>
             <w:pPr>
               <w:pStyle w:val="Compact"/>
+              <w:rPr>
+                <w:color w:val="47D459" w:themeColor="accent3" w:themeTint="99"/>
+              </w:rPr>
             </w:pPr>
             <w:r>
-              <w:t>???</w:t>
+              <w:rPr>
+                <w:color w:val="47D459" w:themeColor="accent3" w:themeTint="99"/>
+              </w:rPr>
+              <w:t xml:space="preserve">Receives http </w:t>
+            </w:r>
+            <w:proofErr w:type="spellStart"/>
+            <w:r>
+              <w:rPr>
+                <w:color w:val="47D459" w:themeColor="accent3" w:themeTint="99"/>
+              </w:rPr>
+              <w:t>reqs</w:t>
+            </w:r>
+            <w:proofErr w:type="spellEnd"/>
+            <w:r>
+              <w:rPr>
+                <w:color w:val="47D459" w:themeColor="accent3" w:themeTint="99"/>
+              </w:rPr>
+              <w:t xml:space="preserve"> and shows to users</w:t>
             </w:r>
           </w:p>
         </w:tc>
@@ -2588,9 +5051,15 @@
           <w:p>
             <w:pPr>
               <w:pStyle w:val="Compact"/>
+              <w:rPr>
+                <w:color w:val="47D459" w:themeColor="accent3" w:themeTint="99"/>
+              </w:rPr>
             </w:pPr>
             <w:r>
-              <w:t>???</w:t>
+              <w:rPr>
+                <w:color w:val="47D459" w:themeColor="accent3" w:themeTint="99"/>
+              </w:rPr>
+              <w:t>PHP</w:t>
             </w:r>
           </w:p>
         </w:tc>
@@ -2601,12 +5070,16 @@
           <w:p>
             <w:pPr>
               <w:pStyle w:val="Compact"/>
+              <w:rPr>
+                <w:color w:val="47D459" w:themeColor="accent3" w:themeTint="99"/>
+              </w:rPr>
             </w:pPr>
-            <w:proofErr w:type="gramStart"/>
             <w:r>
-              <w:t>Lab ?</w:t>
+              <w:rPr>
+                <w:color w:val="47D459" w:themeColor="accent3" w:themeTint="99"/>
+              </w:rPr>
+              <w:t>9</w:t>
             </w:r>
-            <w:proofErr w:type="gramEnd"/>
           </w:p>
         </w:tc>
         <w:tc>
@@ -2616,9 +5089,15 @@
           <w:p>
             <w:pPr>
               <w:pStyle w:val="Compact"/>
+              <w:rPr>
+                <w:color w:val="47D459" w:themeColor="accent3" w:themeTint="99"/>
+              </w:rPr>
             </w:pPr>
             <w:r>
-              <w:t>???</w:t>
+              <w:rPr>
+                <w:color w:val="47D459" w:themeColor="accent3" w:themeTint="99"/>
+              </w:rPr>
+              <w:t>Is server logic and communicates with the database</w:t>
             </w:r>
           </w:p>
         </w:tc>
@@ -2644,9 +5123,15 @@
           <w:p>
             <w:pPr>
               <w:pStyle w:val="Compact"/>
+              <w:rPr>
+                <w:color w:val="47D459" w:themeColor="accent3" w:themeTint="99"/>
+              </w:rPr>
             </w:pPr>
             <w:proofErr w:type="spellStart"/>
             <w:r>
+              <w:rPr>
+                <w:color w:val="47D459" w:themeColor="accent3" w:themeTint="99"/>
+              </w:rPr>
               <w:t>mySQL</w:t>
             </w:r>
             <w:proofErr w:type="spellEnd"/>
@@ -2659,8 +5144,14 @@
           <w:p>
             <w:pPr>
               <w:pStyle w:val="Compact"/>
+              <w:rPr>
+                <w:color w:val="47D459" w:themeColor="accent3" w:themeTint="99"/>
+              </w:rPr>
             </w:pPr>
             <w:r>
+              <w:rPr>
+                <w:color w:val="47D459" w:themeColor="accent3" w:themeTint="99"/>
+              </w:rPr>
               <w:t>8-9</w:t>
             </w:r>
           </w:p>
@@ -2672,9 +5163,15 @@
           <w:p>
             <w:pPr>
               <w:pStyle w:val="Compact"/>
+              <w:rPr>
+                <w:color w:val="47D459" w:themeColor="accent3" w:themeTint="99"/>
+              </w:rPr>
             </w:pPr>
             <w:r>
-              <w:t>???</w:t>
+              <w:rPr>
+                <w:color w:val="47D459" w:themeColor="accent3" w:themeTint="99"/>
+              </w:rPr>
+              <w:t>Stores and receives structured data</w:t>
             </w:r>
           </w:p>
         </w:tc>
@@ -2700,9 +5197,15 @@
           <w:p>
             <w:pPr>
               <w:pStyle w:val="Compact"/>
+              <w:rPr>
+                <w:color w:val="47D459" w:themeColor="accent3" w:themeTint="99"/>
+              </w:rPr>
             </w:pPr>
             <w:r>
-              <w:t>???</w:t>
+              <w:rPr>
+                <w:color w:val="47D459" w:themeColor="accent3" w:themeTint="99"/>
+              </w:rPr>
+              <w:t>JSON</w:t>
             </w:r>
           </w:p>
         </w:tc>
@@ -2713,9 +5216,15 @@
           <w:p>
             <w:pPr>
               <w:pStyle w:val="Compact"/>
+              <w:rPr>
+                <w:color w:val="47D459" w:themeColor="accent3" w:themeTint="99"/>
+              </w:rPr>
             </w:pPr>
             <w:r>
-              <w:t>8-9</w:t>
+              <w:rPr>
+                <w:color w:val="47D459" w:themeColor="accent3" w:themeTint="99"/>
+              </w:rPr>
+              <w:t>8</w:t>
             </w:r>
           </w:p>
         </w:tc>
@@ -2726,9 +5235,15 @@
           <w:p>
             <w:pPr>
               <w:pStyle w:val="Compact"/>
+              <w:rPr>
+                <w:color w:val="47D459" w:themeColor="accent3" w:themeTint="99"/>
+              </w:rPr>
             </w:pPr>
             <w:r>
-              <w:t>???</w:t>
+              <w:rPr>
+                <w:color w:val="47D459" w:themeColor="accent3" w:themeTint="99"/>
+              </w:rPr>
+              <w:t>Structures and transfers data between server and client</w:t>
             </w:r>
           </w:p>
         </w:tc>
@@ -2754,9 +5269,42 @@
           <w:p>
             <w:pPr>
               <w:pStyle w:val="Compact"/>
+              <w:rPr>
+                <w:color w:val="47D459" w:themeColor="accent3" w:themeTint="99"/>
+              </w:rPr>
             </w:pPr>
             <w:r>
-              <w:t>???</w:t>
+              <w:rPr>
+                <w:color w:val="47D459" w:themeColor="accent3" w:themeTint="99"/>
+              </w:rPr>
+              <w:t>JS/</w:t>
+            </w:r>
+            <w:proofErr w:type="spellStart"/>
+            <w:r>
+              <w:rPr>
+                <w:color w:val="47D459" w:themeColor="accent3" w:themeTint="99"/>
+              </w:rPr>
+              <w:t>Jquery</w:t>
+            </w:r>
+            <w:proofErr w:type="spellEnd"/>
+          </w:p>
+        </w:tc>
+        <w:tc>
+          <w:tcPr>
+            <w:tcW w:w="0" w:type="auto"/>
+          </w:tcPr>
+          <w:p>
+            <w:pPr>
+              <w:pStyle w:val="Compact"/>
+              <w:rPr>
+                <w:color w:val="47D459" w:themeColor="accent3" w:themeTint="99"/>
+              </w:rPr>
+            </w:pPr>
+            <w:r>
+              <w:rPr>
+                <w:color w:val="47D459" w:themeColor="accent3" w:themeTint="99"/>
+              </w:rPr>
+              <w:t>5-6</w:t>
             </w:r>
           </w:p>
         </w:tc>
@@ -2767,19 +5315,15 @@
           <w:p>
             <w:pPr>
               <w:pStyle w:val="Compact"/>
-            </w:pPr>
-          </w:p>
-        </w:tc>
-        <w:tc>
-          <w:tcPr>
-            <w:tcW w:w="0" w:type="auto"/>
-          </w:tcPr>
-          <w:p>
-            <w:pPr>
-              <w:pStyle w:val="Compact"/>
+              <w:rPr>
+                <w:color w:val="47D459" w:themeColor="accent3" w:themeTint="99"/>
+              </w:rPr>
             </w:pPr>
             <w:r>
-              <w:t>???</w:t>
+              <w:rPr>
+                <w:color w:val="47D459" w:themeColor="accent3" w:themeTint="99"/>
+              </w:rPr>
+              <w:t>Runs in browser to create interactive UI</w:t>
             </w:r>
           </w:p>
         </w:tc>
@@ -2805,9 +5349,15 @@
           <w:p>
             <w:pPr>
               <w:pStyle w:val="Compact"/>
+              <w:rPr>
+                <w:color w:val="47D459" w:themeColor="accent3" w:themeTint="99"/>
+              </w:rPr>
             </w:pPr>
             <w:r>
-              <w:t>???</w:t>
+              <w:rPr>
+                <w:color w:val="47D459" w:themeColor="accent3" w:themeTint="99"/>
+              </w:rPr>
+              <w:t>HTML and CSS</w:t>
             </w:r>
           </w:p>
         </w:tc>
@@ -2818,7 +5368,16 @@
           <w:p>
             <w:pPr>
               <w:pStyle w:val="Compact"/>
+              <w:rPr>
+                <w:color w:val="47D459" w:themeColor="accent3" w:themeTint="99"/>
+              </w:rPr>
             </w:pPr>
+            <w:r>
+              <w:rPr>
+                <w:color w:val="47D459" w:themeColor="accent3" w:themeTint="99"/>
+              </w:rPr>
+              <w:t>2-3</w:t>
+            </w:r>
           </w:p>
         </w:tc>
         <w:tc>
@@ -2828,9 +5387,15 @@
           <w:p>
             <w:pPr>
               <w:pStyle w:val="Compact"/>
+              <w:rPr>
+                <w:color w:val="47D459" w:themeColor="accent3" w:themeTint="99"/>
+              </w:rPr>
             </w:pPr>
             <w:r>
-              <w:t>???</w:t>
+              <w:rPr>
+                <w:color w:val="47D459" w:themeColor="accent3" w:themeTint="99"/>
+              </w:rPr>
+              <w:t>Frontend structure</w:t>
             </w:r>
           </w:p>
         </w:tc>
@@ -2856,9 +5421,15 @@
           <w:p>
             <w:pPr>
               <w:pStyle w:val="Compact"/>
+              <w:rPr>
+                <w:color w:val="47D459" w:themeColor="accent3" w:themeTint="99"/>
+              </w:rPr>
             </w:pPr>
             <w:proofErr w:type="spellStart"/>
             <w:r>
+              <w:rPr>
+                <w:color w:val="47D459" w:themeColor="accent3" w:themeTint="99"/>
+              </w:rPr>
               <w:t>Github</w:t>
             </w:r>
             <w:proofErr w:type="spellEnd"/>
@@ -2871,8 +5442,14 @@
           <w:p>
             <w:pPr>
               <w:pStyle w:val="Compact"/>
+              <w:rPr>
+                <w:color w:val="47D459" w:themeColor="accent3" w:themeTint="99"/>
+              </w:rPr>
             </w:pPr>
             <w:r>
+              <w:rPr>
+                <w:color w:val="47D459" w:themeColor="accent3" w:themeTint="99"/>
+              </w:rPr>
               <w:t>1-10</w:t>
             </w:r>
           </w:p>
@@ -2884,8 +5461,14 @@
           <w:p>
             <w:pPr>
               <w:pStyle w:val="Compact"/>
+              <w:rPr>
+                <w:color w:val="47D459" w:themeColor="accent3" w:themeTint="99"/>
+              </w:rPr>
             </w:pPr>
             <w:r>
+              <w:rPr>
+                <w:color w:val="47D459" w:themeColor="accent3" w:themeTint="99"/>
+              </w:rPr>
               <w:t xml:space="preserve">Ensuring consistency in teams and keeping projects organized to promote clean coding and recover from poor practice. </w:t>
             </w:r>
           </w:p>
@@ -2912,12 +5495,21 @@
           <w:p>
             <w:pPr>
               <w:pStyle w:val="Compact"/>
+              <w:rPr>
+                <w:color w:val="47D459" w:themeColor="accent3" w:themeTint="99"/>
+              </w:rPr>
             </w:pPr>
             <w:r>
+              <w:rPr>
+                <w:color w:val="47D459" w:themeColor="accent3" w:themeTint="99"/>
+              </w:rPr>
               <w:t xml:space="preserve">PHP and </w:t>
             </w:r>
             <w:proofErr w:type="spellStart"/>
             <w:r>
+              <w:rPr>
+                <w:color w:val="47D459" w:themeColor="accent3" w:themeTint="99"/>
+              </w:rPr>
               <w:t>mySQL</w:t>
             </w:r>
             <w:proofErr w:type="spellEnd"/>
@@ -2930,9 +5522,15 @@
           <w:p>
             <w:pPr>
               <w:pStyle w:val="Compact"/>
+              <w:rPr>
+                <w:color w:val="47D459" w:themeColor="accent3" w:themeTint="99"/>
+              </w:rPr>
             </w:pPr>
             <w:r>
-              <w:t>8-9</w:t>
+              <w:rPr>
+                <w:color w:val="47D459" w:themeColor="accent3" w:themeTint="99"/>
+              </w:rPr>
+              <w:t>9</w:t>
             </w:r>
           </w:p>
         </w:tc>
@@ -2943,8 +5541,14 @@
           <w:p>
             <w:pPr>
               <w:pStyle w:val="Compact"/>
+              <w:rPr>
+                <w:color w:val="47D459" w:themeColor="accent3" w:themeTint="99"/>
+              </w:rPr>
             </w:pPr>
             <w:r>
+              <w:rPr>
+                <w:color w:val="47D459" w:themeColor="accent3" w:themeTint="99"/>
+              </w:rPr>
               <w:t>Ensuring data is separate from the client side of the server and protected.</w:t>
             </w:r>
           </w:p>
@@ -2956,15 +5560,163 @@
         <w:pStyle w:val="BodyText"/>
       </w:pPr>
       <w:r>
-        <w:t xml:space="preserve">After the table, write 2-3 paragraphs connecting these layers: how does a single user request flow through ALL of them? Use your Lab 9 movies page as </w:t>
-      </w:r>
-      <w:proofErr w:type="gramStart"/>
-      <w:r>
-        <w:t>the</w:t>
-      </w:r>
-      <w:proofErr w:type="gramEnd"/>
-      <w:r>
-        <w:t xml:space="preserve"> example.</w:t>
+        <w:t>After the table, write 2-3 paragraphs connecting these layers: how does a single user request flow through ALL of them? Use your Lab 9 movies page as the example.</w:t>
+      </w:r>
+    </w:p>
+    <w:p>
+      <w:pPr>
+        <w:pStyle w:val="BodyText"/>
+        <w:rPr>
+          <w:color w:val="47D459" w:themeColor="accent3" w:themeTint="99"/>
+        </w:rPr>
+      </w:pPr>
+      <w:r>
+        <w:rPr>
+          <w:color w:val="47D459" w:themeColor="accent3" w:themeTint="99"/>
+        </w:rPr>
+        <w:t>When a user visits your Lab 9 movies page, the request starts at the infrastructure layer</w:t>
+      </w:r>
+      <w:r>
+        <w:rPr>
+          <w:color w:val="47D459" w:themeColor="accent3" w:themeTint="99"/>
+        </w:rPr>
+        <w:t>.</w:t>
+      </w:r>
+      <w:r>
+        <w:rPr>
+          <w:color w:val="47D459" w:themeColor="accent3" w:themeTint="99"/>
+        </w:rPr>
+        <w:t xml:space="preserve"> </w:t>
+      </w:r>
+      <w:r>
+        <w:rPr>
+          <w:color w:val="47D459" w:themeColor="accent3" w:themeTint="99"/>
+        </w:rPr>
+        <w:t>T</w:t>
+      </w:r>
+      <w:r>
+        <w:rPr>
+          <w:color w:val="47D459" w:themeColor="accent3" w:themeTint="99"/>
+        </w:rPr>
+        <w:t>he VM hosted on Azure is what makes the page reachable in the first place. Azure</w:t>
+      </w:r>
+      <w:r>
+        <w:rPr>
+          <w:color w:val="47D459" w:themeColor="accent3" w:themeTint="99"/>
+        </w:rPr>
+        <w:t>,</w:t>
+      </w:r>
+      <w:r>
+        <w:rPr>
+          <w:color w:val="47D459" w:themeColor="accent3" w:themeTint="99"/>
+        </w:rPr>
+        <w:t xml:space="preserve"> as the web server</w:t>
+      </w:r>
+      <w:r>
+        <w:rPr>
+          <w:color w:val="47D459" w:themeColor="accent3" w:themeTint="99"/>
+        </w:rPr>
+        <w:t>,</w:t>
+      </w:r>
+      <w:r>
+        <w:rPr>
+          <w:color w:val="47D459" w:themeColor="accent3" w:themeTint="99"/>
+        </w:rPr>
+        <w:t xml:space="preserve"> picks up the HTTP request and routes it to your PHP files, which query the MySQL database to pull whatever movies are stored there. That data then gets formatted into JSON and passed back to the browser through AJAX, moving cleanly between server and client without a full page reload.</w:t>
+      </w:r>
+    </w:p>
+    <w:p>
+      <w:pPr>
+        <w:pStyle w:val="BodyText"/>
+        <w:rPr>
+          <w:color w:val="47D459" w:themeColor="accent3" w:themeTint="99"/>
+        </w:rPr>
+      </w:pPr>
+      <w:r>
+        <w:rPr>
+          <w:color w:val="47D459" w:themeColor="accent3" w:themeTint="99"/>
+        </w:rPr>
+        <w:t>Once it hits the browser, the client-side layers take over. HTML and CSS define what the page looks like, and JavaScript</w:t>
+      </w:r>
+      <w:r>
+        <w:rPr>
+          <w:color w:val="47D459" w:themeColor="accent3" w:themeTint="99"/>
+        </w:rPr>
+        <w:t>,</w:t>
+      </w:r>
+      <w:r>
+        <w:rPr>
+          <w:color w:val="47D459" w:themeColor="accent3" w:themeTint="99"/>
+        </w:rPr>
+        <w:t xml:space="preserve"> with jQuery</w:t>
+      </w:r>
+      <w:r>
+        <w:rPr>
+          <w:color w:val="47D459" w:themeColor="accent3" w:themeTint="99"/>
+        </w:rPr>
+        <w:t>,</w:t>
+      </w:r>
+      <w:r>
+        <w:rPr>
+          <w:color w:val="47D459" w:themeColor="accent3" w:themeTint="99"/>
+        </w:rPr>
+        <w:t xml:space="preserve"> handles anything interactive on top of that. It's easy to see these as separate things learned in separate labs, but on a real request</w:t>
+      </w:r>
+      <w:r>
+        <w:rPr>
+          <w:color w:val="47D459" w:themeColor="accent3" w:themeTint="99"/>
+        </w:rPr>
+        <w:t>,</w:t>
+      </w:r>
+      <w:r>
+        <w:rPr>
+          <w:color w:val="47D459" w:themeColor="accent3" w:themeTint="99"/>
+        </w:rPr>
+        <w:t xml:space="preserve"> they're firing in sequence </w:t>
+      </w:r>
+      <w:r>
+        <w:rPr>
+          <w:color w:val="47D459" w:themeColor="accent3" w:themeTint="99"/>
+        </w:rPr>
+        <w:t>-</w:t>
+      </w:r>
+      <w:r>
+        <w:rPr>
+          <w:color w:val="47D459" w:themeColor="accent3" w:themeTint="99"/>
+        </w:rPr>
+        <w:t xml:space="preserve"> PHP couldn't do its job without MySQL, AJAX wouldn't matter without JSON, and the markup means nothing without the server behind it.</w:t>
+      </w:r>
+    </w:p>
+    <w:p>
+      <w:pPr>
+        <w:pStyle w:val="BodyText"/>
+        <w:rPr>
+          <w:color w:val="47D459" w:themeColor="accent3" w:themeTint="99"/>
+        </w:rPr>
+      </w:pPr>
+      <w:r>
+        <w:rPr>
+          <w:color w:val="47D459" w:themeColor="accent3" w:themeTint="99"/>
+        </w:rPr>
+        <w:t xml:space="preserve">GitHub and security sit across all of it rather than at one specific point. Version control is what kept your movies page recoverable every time something broke, and security through PHP and MySQL is what keeps a user's request from becoming an attack vector. Separating client-side logic from the database isn't just good practice </w:t>
+      </w:r>
+      <w:r>
+        <w:rPr>
+          <w:color w:val="47D459" w:themeColor="accent3" w:themeTint="99"/>
+        </w:rPr>
+        <w:t>-</w:t>
+      </w:r>
+      <w:r>
+        <w:rPr>
+          <w:color w:val="47D459" w:themeColor="accent3" w:themeTint="99"/>
+        </w:rPr>
+        <w:t xml:space="preserve"> it's what stops someone from reaching past your interface and touching data they shouldn't. Every layer has a specific job, but they only make sense when you see them working together</w:t>
+      </w:r>
+      <w:r>
+        <w:rPr>
+          <w:color w:val="47D459" w:themeColor="accent3" w:themeTint="99"/>
+        </w:rPr>
+        <w:t xml:space="preserve">, which I learned from making the term project and the previous question. </w:t>
       </w:r>
     </w:p>
     <w:p>
@@ -2976,6 +5728,7 @@
           <w:b/>
           <w:bCs/>
         </w:rPr>
+        <w:lastRenderedPageBreak/>
         <w:t>b. (5 points)</w:t>
       </w:r>
       <w:r>
@@ -3120,7 +5873,6 @@
         </w:numPr>
       </w:pPr>
       <w:r>
-        <w:lastRenderedPageBreak/>
         <w:t xml:space="preserve">If you could restart the project with what you know now, what </w:t>
       </w:r>
       <w:r>
@@ -3154,6 +5906,53 @@
       </w:r>
       <w:r>
         <w:t xml:space="preserve"> this class ends — in another course, an internship, or a personal project? How specifically will you apply it?</w:t>
+      </w:r>
+    </w:p>
+    <w:p>
+      <w:pPr>
+        <w:pStyle w:val="Compact"/>
+      </w:pPr>
+    </w:p>
+    <w:p>
+      <w:pPr>
+        <w:pStyle w:val="Compact"/>
+        <w:rPr>
+          <w:color w:val="47D459" w:themeColor="accent3" w:themeTint="99"/>
+        </w:rPr>
+      </w:pPr>
+      <w:r>
+        <w:rPr>
+          <w:color w:val="47D459" w:themeColor="accent3" w:themeTint="99"/>
+        </w:rPr>
+        <w:t xml:space="preserve">The hardest challenge has been dividing work and learning to work on a project together, and AI as a teacher helped with that, but complicated it when multiple people were using AI agents to help code. We solved this by being really careful about how we were working on things and by ensuring we checked the AI on everything it did to help us ship our MVP faster. </w:t>
+      </w:r>
+    </w:p>
+    <w:p>
+      <w:pPr>
+        <w:pStyle w:val="Compact"/>
+        <w:rPr>
+          <w:color w:val="47D459" w:themeColor="accent3" w:themeTint="99"/>
+        </w:rPr>
+      </w:pPr>
+      <w:r>
+        <w:rPr>
+          <w:color w:val="47D459" w:themeColor="accent3" w:themeTint="99"/>
+        </w:rPr>
+        <w:t>If I could restart, I would’ve done more planning before going in and starting to code. We didn’t split up the tasks as well as we should have, leaving some people working hard and others not. We also should’ve continued to ideate, as I’m sure we could’ve had an even better idea.</w:t>
+      </w:r>
+    </w:p>
+    <w:p>
+      <w:pPr>
+        <w:pStyle w:val="Compact"/>
+        <w:rPr>
+          <w:color w:val="47D459" w:themeColor="accent3" w:themeTint="99"/>
+        </w:rPr>
+      </w:pPr>
+      <w:r>
+        <w:rPr>
+          <w:color w:val="47D459" w:themeColor="accent3" w:themeTint="99"/>
+        </w:rPr>
+        <w:t>One skill I bolstered a lot in this class was my ability to work on full-stack applications on a team. I had no front-end experience previously, and hadn’t worked on a fully shipped product yet. I feel much more prepared for the workforce now that I’ve done that on a team of peers.</w:t>
       </w:r>
     </w:p>
     <w:p>
@@ -4328,7 +7127,6 @@
   <w:style w:type="character" w:default="1" w:styleId="DefaultParagraphFont">
     <w:name w:val="Default Paragraph Font"/>
     <w:uiPriority w:val="1"/>
-    <w:semiHidden/>
     <w:unhideWhenUsed/>
   </w:style>
   <w:style w:type="table" w:default="1" w:styleId="TableNormal">
